--- a/media/Info Required for new djcss web.docx
+++ b/media/Info Required for new djcss web.docx
@@ -16,25 +16,7 @@
           <w:sz w:val="20"/>
           <w:szCs w:val="20"/>
         </w:rPr>
-        <w:t xml:space="preserve">Info Required for new </w:t>
-      </w:r>
-      <w:proofErr w:type="spellStart"/>
-      <w:r>
-        <w:rPr>
-          <w:rFonts w:ascii="Arial" w:hAnsi="Arial" w:cs="Arial"/>
-          <w:sz w:val="20"/>
-          <w:szCs w:val="20"/>
-        </w:rPr>
-        <w:t>djcss</w:t>
-      </w:r>
-      <w:proofErr w:type="spellEnd"/>
-      <w:r>
-        <w:rPr>
-          <w:rFonts w:ascii="Arial" w:hAnsi="Arial" w:cs="Arial"/>
-          <w:sz w:val="20"/>
-          <w:szCs w:val="20"/>
-        </w:rPr>
-        <w:t xml:space="preserve"> web.</w:t>
+        <w:t>Info Required for new djcss web.</w:t>
       </w:r>
     </w:p>
     <w:p>
@@ -73,8 +55,8 @@
         <w:gridCol w:w="1383"/>
         <w:gridCol w:w="1987"/>
         <w:gridCol w:w="1347"/>
-        <w:gridCol w:w="1803"/>
-        <w:gridCol w:w="1650"/>
+        <w:gridCol w:w="3452"/>
+        <w:gridCol w:w="2184"/>
         <w:gridCol w:w="1350"/>
       </w:tblGrid>
       <w:tr>
@@ -175,7 +157,6 @@
                 <w:szCs w:val="20"/>
               </w:rPr>
             </w:pPr>
-            <w:proofErr w:type="spellStart"/>
             <w:r>
               <w:rPr>
                 <w:rFonts w:ascii="Arial" w:hAnsi="Arial" w:cs="Arial"/>
@@ -185,7 +166,6 @@
               </w:rPr>
               <w:t>DisplayOrder</w:t>
             </w:r>
-            <w:proofErr w:type="spellEnd"/>
           </w:p>
         </w:tc>
         <w:tc>
@@ -258,7 +238,6 @@
                 <w:szCs w:val="20"/>
               </w:rPr>
             </w:pPr>
-            <w:proofErr w:type="spellStart"/>
             <w:r>
               <w:rPr>
                 <w:rFonts w:ascii="Arial" w:hAnsi="Arial" w:cs="Arial"/>
@@ -268,7 +247,6 @@
               </w:rPr>
               <w:t>Linkedin</w:t>
             </w:r>
-            <w:proofErr w:type="spellEnd"/>
             <w:r>
               <w:rPr>
                 <w:rFonts w:ascii="Arial" w:hAnsi="Arial" w:cs="Arial"/>
@@ -411,7 +389,25 @@
               <w:pStyle w:val="NormalWeb"/>
             </w:pPr>
             <w:r>
-              <w:t>I am a dedicated high school Mathematics teacher at Lincoln Public School, where I inspire students to embrace problem-solving and critical thinking through engaging lessons and real-world applications. A proud graduate of the University of Dodoma (UDOM), I earned my Bachelor’s in Education in 2018. Born and raised in Arusha, Tanzania, I’m passionate about education’s role in shaping future leaders and fostering community growth.</w:t>
+              <w:t xml:space="preserve">I am a dedicated high school Mathematics teacher at </w:t>
+            </w:r>
+            <w:r>
+              <w:t>DJCSS</w:t>
+            </w:r>
+            <w:r>
+              <w:t xml:space="preserve"> School, where I inspire students to embrace problem-solving and critical thinking through engaging lessons and real-world applications. A proud graduate of the University of Dodoma (UDOM), I earned my Bachelor’s in Education in </w:t>
+            </w:r>
+            <w:r>
+              <w:t>2017</w:t>
+            </w:r>
+            <w:r>
+              <w:t xml:space="preserve">. Born and raised in </w:t>
+            </w:r>
+            <w:r>
+              <w:t>Finland</w:t>
+            </w:r>
+            <w:r>
+              <w:t>, I’m passionate about education’s role in shaping future leaders and fostering community growth.</w:t>
             </w:r>
           </w:p>
           <w:p>
@@ -515,6 +511,14 @@
                 <w:szCs w:val="20"/>
               </w:rPr>
             </w:pPr>
+            <w:r>
+              <w:rPr>
+                <w:rFonts w:ascii="Arial" w:hAnsi="Arial" w:cs="Arial"/>
+                <w:sz w:val="20"/>
+                <w:szCs w:val="20"/>
+              </w:rPr>
+              <w:t>https://tz.linkedin.com/in/deusdedith-majii-66692025b</w:t>
+            </w:r>
           </w:p>
         </w:tc>
         <w:tc>
@@ -531,6 +535,14 @@
                 <w:szCs w:val="20"/>
               </w:rPr>
             </w:pPr>
+            <w:r>
+              <w:rPr>
+                <w:rFonts w:ascii="Arial" w:hAnsi="Arial" w:cs="Arial"/>
+                <w:sz w:val="20"/>
+                <w:szCs w:val="20"/>
+              </w:rPr>
+              <w:t>https://x.com/d3UsPr0</w:t>
+            </w:r>
           </w:p>
         </w:tc>
         <w:tc>
@@ -3219,16 +3231,16 @@
         <w:tblLook w:val="04A0" w:firstRow="1" w:lastRow="0" w:firstColumn="1" w:lastColumn="0" w:noHBand="0" w:noVBand="1"/>
       </w:tblPr>
       <w:tblGrid>
-        <w:gridCol w:w="2590"/>
-        <w:gridCol w:w="2590"/>
-        <w:gridCol w:w="2590"/>
-        <w:gridCol w:w="2590"/>
-        <w:gridCol w:w="2590"/>
+        <w:gridCol w:w="3865"/>
+        <w:gridCol w:w="4230"/>
+        <w:gridCol w:w="3870"/>
+        <w:gridCol w:w="3870"/>
+        <w:gridCol w:w="3510"/>
       </w:tblGrid>
       <w:tr>
         <w:tc>
           <w:tcPr>
-            <w:tcW w:w="2590" w:type="dxa"/>
+            <w:tcW w:w="3865" w:type="dxa"/>
             <w:shd w:val="clear" w:color="auto" w:fill="7030A0"/>
           </w:tcPr>
           <w:p>
@@ -3255,7 +3267,7 @@
         </w:tc>
         <w:tc>
           <w:tcPr>
-            <w:tcW w:w="2590" w:type="dxa"/>
+            <w:tcW w:w="4230" w:type="dxa"/>
             <w:shd w:val="clear" w:color="auto" w:fill="7030A0"/>
           </w:tcPr>
           <w:p>
@@ -3282,7 +3294,7 @@
         </w:tc>
         <w:tc>
           <w:tcPr>
-            <w:tcW w:w="2590" w:type="dxa"/>
+            <w:tcW w:w="3870" w:type="dxa"/>
             <w:shd w:val="clear" w:color="auto" w:fill="7030A0"/>
           </w:tcPr>
           <w:p>
@@ -3309,7 +3321,7 @@
         </w:tc>
         <w:tc>
           <w:tcPr>
-            <w:tcW w:w="2590" w:type="dxa"/>
+            <w:tcW w:w="3870" w:type="dxa"/>
             <w:shd w:val="clear" w:color="auto" w:fill="7030A0"/>
           </w:tcPr>
           <w:p>
@@ -3336,7 +3348,7 @@
         </w:tc>
         <w:tc>
           <w:tcPr>
-            <w:tcW w:w="2590" w:type="dxa"/>
+            <w:tcW w:w="3510" w:type="dxa"/>
             <w:shd w:val="clear" w:color="auto" w:fill="7030A0"/>
           </w:tcPr>
           <w:p>
@@ -3365,71 +3377,71 @@
       <w:tr>
         <w:tc>
           <w:tcPr>
-            <w:tcW w:w="2590" w:type="dxa"/>
-          </w:tcPr>
-          <w:p>
-            <w:pPr>
-              <w:pStyle w:val="ListParagraph"/>
-              <w:ind w:left="0"/>
-              <w:rPr>
-                <w:rFonts w:ascii="Arial" w:hAnsi="Arial" w:cs="Arial"/>
-                <w:sz w:val="20"/>
-                <w:szCs w:val="20"/>
-              </w:rPr>
-            </w:pPr>
-          </w:p>
-        </w:tc>
-        <w:tc>
-          <w:tcPr>
-            <w:tcW w:w="2590" w:type="dxa"/>
-          </w:tcPr>
-          <w:p>
-            <w:pPr>
-              <w:pStyle w:val="ListParagraph"/>
-              <w:ind w:left="0"/>
-              <w:rPr>
-                <w:rFonts w:ascii="Arial" w:hAnsi="Arial" w:cs="Arial"/>
-                <w:sz w:val="20"/>
-                <w:szCs w:val="20"/>
-              </w:rPr>
-            </w:pPr>
-          </w:p>
-        </w:tc>
-        <w:tc>
-          <w:tcPr>
-            <w:tcW w:w="2590" w:type="dxa"/>
-          </w:tcPr>
-          <w:p>
-            <w:pPr>
-              <w:pStyle w:val="ListParagraph"/>
-              <w:ind w:left="0"/>
-              <w:rPr>
-                <w:rFonts w:ascii="Arial" w:hAnsi="Arial" w:cs="Arial"/>
-                <w:sz w:val="20"/>
-                <w:szCs w:val="20"/>
-              </w:rPr>
-            </w:pPr>
-          </w:p>
-        </w:tc>
-        <w:tc>
-          <w:tcPr>
-            <w:tcW w:w="2590" w:type="dxa"/>
-          </w:tcPr>
-          <w:p>
-            <w:pPr>
-              <w:pStyle w:val="ListParagraph"/>
-              <w:ind w:left="0"/>
-              <w:rPr>
-                <w:rFonts w:ascii="Arial" w:hAnsi="Arial" w:cs="Arial"/>
-                <w:sz w:val="20"/>
-                <w:szCs w:val="20"/>
-              </w:rPr>
-            </w:pPr>
-          </w:p>
-        </w:tc>
-        <w:tc>
-          <w:tcPr>
-            <w:tcW w:w="2590" w:type="dxa"/>
+            <w:tcW w:w="3865" w:type="dxa"/>
+          </w:tcPr>
+          <w:p>
+            <w:pPr>
+              <w:pStyle w:val="ListParagraph"/>
+              <w:ind w:left="0"/>
+              <w:rPr>
+                <w:rFonts w:ascii="Arial" w:hAnsi="Arial" w:cs="Arial"/>
+                <w:sz w:val="20"/>
+                <w:szCs w:val="20"/>
+              </w:rPr>
+            </w:pPr>
+          </w:p>
+        </w:tc>
+        <w:tc>
+          <w:tcPr>
+            <w:tcW w:w="4230" w:type="dxa"/>
+          </w:tcPr>
+          <w:p>
+            <w:pPr>
+              <w:pStyle w:val="ListParagraph"/>
+              <w:ind w:left="0"/>
+              <w:rPr>
+                <w:rFonts w:ascii="Arial" w:hAnsi="Arial" w:cs="Arial"/>
+                <w:sz w:val="20"/>
+                <w:szCs w:val="20"/>
+              </w:rPr>
+            </w:pPr>
+          </w:p>
+        </w:tc>
+        <w:tc>
+          <w:tcPr>
+            <w:tcW w:w="3870" w:type="dxa"/>
+          </w:tcPr>
+          <w:p>
+            <w:pPr>
+              <w:pStyle w:val="ListParagraph"/>
+              <w:ind w:left="0"/>
+              <w:rPr>
+                <w:rFonts w:ascii="Arial" w:hAnsi="Arial" w:cs="Arial"/>
+                <w:sz w:val="20"/>
+                <w:szCs w:val="20"/>
+              </w:rPr>
+            </w:pPr>
+          </w:p>
+        </w:tc>
+        <w:tc>
+          <w:tcPr>
+            <w:tcW w:w="3870" w:type="dxa"/>
+          </w:tcPr>
+          <w:p>
+            <w:pPr>
+              <w:pStyle w:val="ListParagraph"/>
+              <w:ind w:left="0"/>
+              <w:rPr>
+                <w:rFonts w:ascii="Arial" w:hAnsi="Arial" w:cs="Arial"/>
+                <w:sz w:val="20"/>
+                <w:szCs w:val="20"/>
+              </w:rPr>
+            </w:pPr>
+          </w:p>
+        </w:tc>
+        <w:tc>
+          <w:tcPr>
+            <w:tcW w:w="3510" w:type="dxa"/>
           </w:tcPr>
           <w:p>
             <w:pPr>
@@ -3528,9 +3540,10 @@
       </w:tblPr>
       <w:tblGrid>
         <w:gridCol w:w="3237"/>
-        <w:gridCol w:w="3237"/>
-        <w:gridCol w:w="3238"/>
-        <w:gridCol w:w="3238"/>
+        <w:gridCol w:w="1708"/>
+        <w:gridCol w:w="2970"/>
+        <w:gridCol w:w="7470"/>
+        <w:gridCol w:w="3960"/>
       </w:tblGrid>
       <w:tr>
         <w:tc>
@@ -3562,7 +3575,7 @@
         </w:tc>
         <w:tc>
           <w:tcPr>
-            <w:tcW w:w="3237" w:type="dxa"/>
+            <w:tcW w:w="1708" w:type="dxa"/>
             <w:shd w:val="clear" w:color="auto" w:fill="7030A0"/>
           </w:tcPr>
           <w:p>
@@ -3589,7 +3602,7 @@
         </w:tc>
         <w:tc>
           <w:tcPr>
-            <w:tcW w:w="3238" w:type="dxa"/>
+            <w:tcW w:w="2970" w:type="dxa"/>
             <w:shd w:val="clear" w:color="auto" w:fill="7030A0"/>
           </w:tcPr>
           <w:p>
@@ -3616,7 +3629,7 @@
         </w:tc>
         <w:tc>
           <w:tcPr>
-            <w:tcW w:w="3238" w:type="dxa"/>
+            <w:tcW w:w="7470" w:type="dxa"/>
             <w:shd w:val="clear" w:color="auto" w:fill="7030A0"/>
           </w:tcPr>
           <w:p>
@@ -3630,7 +3643,6 @@
                 <w:szCs w:val="20"/>
               </w:rPr>
             </w:pPr>
-            <w:proofErr w:type="gramStart"/>
             <w:r>
               <w:rPr>
                 <w:rFonts w:ascii="Arial" w:hAnsi="Arial" w:cs="Arial"/>
@@ -3638,17 +3650,34 @@
                 <w:sz w:val="20"/>
                 <w:szCs w:val="20"/>
               </w:rPr>
-              <w:t>Description(</w:t>
-            </w:r>
-            <w:proofErr w:type="gramEnd"/>
-            <w:r>
+              <w:t>Description</w:t>
+            </w:r>
+          </w:p>
+        </w:tc>
+        <w:tc>
+          <w:tcPr>
+            <w:tcW w:w="3960" w:type="dxa"/>
+            <w:shd w:val="clear" w:color="auto" w:fill="7030A0"/>
+          </w:tcPr>
+          <w:p>
+            <w:pPr>
+              <w:pStyle w:val="ListParagraph"/>
+              <w:ind w:left="0"/>
               <w:rPr>
                 <w:rFonts w:ascii="Arial" w:hAnsi="Arial" w:cs="Arial"/>
                 <w:color w:val="FFFFFF" w:themeColor="background1"/>
                 <w:sz w:val="20"/>
                 <w:szCs w:val="20"/>
               </w:rPr>
-              <w:t>Include verses)</w:t>
+            </w:pPr>
+            <w:r>
+              <w:rPr>
+                <w:rFonts w:ascii="Arial" w:hAnsi="Arial" w:cs="Arial"/>
+                <w:color w:val="FFFFFF" w:themeColor="background1"/>
+                <w:sz w:val="20"/>
+                <w:szCs w:val="20"/>
+              </w:rPr>
+              <w:t>Scripture(s)</w:t>
             </w:r>
           </w:p>
         </w:tc>
@@ -3668,54 +3697,95 @@
                 <w:szCs w:val="20"/>
               </w:rPr>
             </w:pPr>
-          </w:p>
-        </w:tc>
-        <w:tc>
-          <w:tcPr>
-            <w:tcW w:w="3237" w:type="dxa"/>
-          </w:tcPr>
-          <w:p>
-            <w:pPr>
-              <w:pStyle w:val="ListParagraph"/>
-              <w:ind w:left="0"/>
-              <w:rPr>
-                <w:rFonts w:ascii="Arial" w:hAnsi="Arial" w:cs="Arial"/>
-                <w:sz w:val="20"/>
-                <w:szCs w:val="20"/>
-              </w:rPr>
-            </w:pPr>
-          </w:p>
-        </w:tc>
-        <w:tc>
-          <w:tcPr>
-            <w:tcW w:w="3238" w:type="dxa"/>
-          </w:tcPr>
-          <w:p>
-            <w:pPr>
-              <w:pStyle w:val="ListParagraph"/>
-              <w:ind w:left="0"/>
-              <w:rPr>
-                <w:rFonts w:ascii="Arial" w:hAnsi="Arial" w:cs="Arial"/>
-                <w:sz w:val="20"/>
-                <w:szCs w:val="20"/>
-              </w:rPr>
-            </w:pPr>
-          </w:p>
-        </w:tc>
-        <w:tc>
-          <w:tcPr>
-            <w:tcW w:w="3238" w:type="dxa"/>
-          </w:tcPr>
-          <w:p>
-            <w:pPr>
-              <w:pStyle w:val="ListParagraph"/>
-              <w:ind w:left="0"/>
-              <w:rPr>
-                <w:rFonts w:ascii="Arial" w:hAnsi="Arial" w:cs="Arial"/>
-                <w:sz w:val="20"/>
-                <w:szCs w:val="20"/>
-              </w:rPr>
-            </w:pPr>
+            <w:r>
+              <w:rPr>
+                <w:rFonts w:ascii="Arial" w:hAnsi="Arial" w:cs="Arial"/>
+                <w:sz w:val="20"/>
+                <w:szCs w:val="20"/>
+              </w:rPr>
+              <w:t>Monday</w:t>
+            </w:r>
+          </w:p>
+        </w:tc>
+        <w:tc>
+          <w:tcPr>
+            <w:tcW w:w="1708" w:type="dxa"/>
+          </w:tcPr>
+          <w:p>
+            <w:pPr>
+              <w:pStyle w:val="ListParagraph"/>
+              <w:ind w:left="0"/>
+              <w:rPr>
+                <w:rFonts w:ascii="Arial" w:hAnsi="Arial" w:cs="Arial"/>
+                <w:sz w:val="20"/>
+                <w:szCs w:val="20"/>
+              </w:rPr>
+            </w:pPr>
+            <w:r>
+              <w:rPr>
+                <w:rFonts w:ascii="Arial" w:hAnsi="Arial" w:cs="Arial"/>
+                <w:sz w:val="20"/>
+                <w:szCs w:val="20"/>
+              </w:rPr>
+              <w:t>14/07/2025</w:t>
+            </w:r>
+          </w:p>
+        </w:tc>
+        <w:tc>
+          <w:tcPr>
+            <w:tcW w:w="2970" w:type="dxa"/>
+          </w:tcPr>
+          <w:p>
+            <w:pPr>
+              <w:pStyle w:val="ListParagraph"/>
+              <w:ind w:left="0"/>
+              <w:rPr>
+                <w:rFonts w:ascii="Arial" w:hAnsi="Arial" w:cs="Arial"/>
+                <w:sz w:val="20"/>
+                <w:szCs w:val="20"/>
+              </w:rPr>
+            </w:pPr>
+            <w:r>
+              <w:t>Wisdom and Understanding</w:t>
+            </w:r>
+          </w:p>
+        </w:tc>
+        <w:tc>
+          <w:tcPr>
+            <w:tcW w:w="7470" w:type="dxa"/>
+          </w:tcPr>
+          <w:p>
+            <w:pPr>
+              <w:pStyle w:val="ListParagraph"/>
+              <w:ind w:left="0"/>
+              <w:rPr>
+                <w:rFonts w:ascii="Arial" w:hAnsi="Arial" w:cs="Arial"/>
+                <w:sz w:val="20"/>
+                <w:szCs w:val="20"/>
+              </w:rPr>
+            </w:pPr>
+            <w:r>
+              <w:t>Let us pray that students are filled with wisdom and understanding as they pursue their studies. May God open their minds to grasp knowledge, give them clarity in learning, and guide them to make wise choices in their education and daily life. May His Spirit lead them in truth and excellence.</w:t>
+            </w:r>
+          </w:p>
+        </w:tc>
+        <w:tc>
+          <w:tcPr>
+            <w:tcW w:w="3960" w:type="dxa"/>
+          </w:tcPr>
+          <w:p>
+            <w:pPr>
+              <w:pStyle w:val="ListParagraph"/>
+              <w:ind w:left="0"/>
+              <w:rPr>
+                <w:rFonts w:ascii="Arial" w:hAnsi="Arial" w:cs="Arial"/>
+                <w:sz w:val="20"/>
+                <w:szCs w:val="20"/>
+              </w:rPr>
+            </w:pPr>
+            <w:r>
+              <w:t>Proverbs 4:7, James 1:5</w:t>
+            </w:r>
           </w:p>
         </w:tc>
       </w:tr>
@@ -3738,39 +3808,55 @@
         </w:tc>
         <w:tc>
           <w:tcPr>
-            <w:tcW w:w="3237" w:type="dxa"/>
-          </w:tcPr>
-          <w:p>
-            <w:pPr>
-              <w:pStyle w:val="ListParagraph"/>
-              <w:ind w:left="0"/>
-              <w:rPr>
-                <w:rFonts w:ascii="Arial" w:hAnsi="Arial" w:cs="Arial"/>
-                <w:sz w:val="20"/>
-                <w:szCs w:val="20"/>
-              </w:rPr>
-            </w:pPr>
-          </w:p>
-        </w:tc>
-        <w:tc>
-          <w:tcPr>
-            <w:tcW w:w="3238" w:type="dxa"/>
-          </w:tcPr>
-          <w:p>
-            <w:pPr>
-              <w:pStyle w:val="ListParagraph"/>
-              <w:ind w:left="0"/>
-              <w:rPr>
-                <w:rFonts w:ascii="Arial" w:hAnsi="Arial" w:cs="Arial"/>
-                <w:sz w:val="20"/>
-                <w:szCs w:val="20"/>
-              </w:rPr>
-            </w:pPr>
-          </w:p>
-        </w:tc>
-        <w:tc>
-          <w:tcPr>
-            <w:tcW w:w="3238" w:type="dxa"/>
+            <w:tcW w:w="1708" w:type="dxa"/>
+          </w:tcPr>
+          <w:p>
+            <w:pPr>
+              <w:pStyle w:val="ListParagraph"/>
+              <w:ind w:left="0"/>
+              <w:rPr>
+                <w:rFonts w:ascii="Arial" w:hAnsi="Arial" w:cs="Arial"/>
+                <w:sz w:val="20"/>
+                <w:szCs w:val="20"/>
+              </w:rPr>
+            </w:pPr>
+          </w:p>
+        </w:tc>
+        <w:tc>
+          <w:tcPr>
+            <w:tcW w:w="2970" w:type="dxa"/>
+          </w:tcPr>
+          <w:p>
+            <w:pPr>
+              <w:pStyle w:val="ListParagraph"/>
+              <w:ind w:left="0"/>
+              <w:rPr>
+                <w:rFonts w:ascii="Arial" w:hAnsi="Arial" w:cs="Arial"/>
+                <w:sz w:val="20"/>
+                <w:szCs w:val="20"/>
+              </w:rPr>
+            </w:pPr>
+          </w:p>
+        </w:tc>
+        <w:tc>
+          <w:tcPr>
+            <w:tcW w:w="7470" w:type="dxa"/>
+          </w:tcPr>
+          <w:p>
+            <w:pPr>
+              <w:pStyle w:val="ListParagraph"/>
+              <w:ind w:left="0"/>
+              <w:rPr>
+                <w:rFonts w:ascii="Arial" w:hAnsi="Arial" w:cs="Arial"/>
+                <w:sz w:val="20"/>
+                <w:szCs w:val="20"/>
+              </w:rPr>
+            </w:pPr>
+          </w:p>
+        </w:tc>
+        <w:tc>
+          <w:tcPr>
+            <w:tcW w:w="3960" w:type="dxa"/>
           </w:tcPr>
           <w:p>
             <w:pPr>
@@ -3804,39 +3890,55 @@
         </w:tc>
         <w:tc>
           <w:tcPr>
-            <w:tcW w:w="3237" w:type="dxa"/>
-          </w:tcPr>
-          <w:p>
-            <w:pPr>
-              <w:pStyle w:val="ListParagraph"/>
-              <w:ind w:left="0"/>
-              <w:rPr>
-                <w:rFonts w:ascii="Arial" w:hAnsi="Arial" w:cs="Arial"/>
-                <w:sz w:val="20"/>
-                <w:szCs w:val="20"/>
-              </w:rPr>
-            </w:pPr>
-          </w:p>
-        </w:tc>
-        <w:tc>
-          <w:tcPr>
-            <w:tcW w:w="3238" w:type="dxa"/>
-          </w:tcPr>
-          <w:p>
-            <w:pPr>
-              <w:pStyle w:val="ListParagraph"/>
-              <w:ind w:left="0"/>
-              <w:rPr>
-                <w:rFonts w:ascii="Arial" w:hAnsi="Arial" w:cs="Arial"/>
-                <w:sz w:val="20"/>
-                <w:szCs w:val="20"/>
-              </w:rPr>
-            </w:pPr>
-          </w:p>
-        </w:tc>
-        <w:tc>
-          <w:tcPr>
-            <w:tcW w:w="3238" w:type="dxa"/>
+            <w:tcW w:w="1708" w:type="dxa"/>
+          </w:tcPr>
+          <w:p>
+            <w:pPr>
+              <w:pStyle w:val="ListParagraph"/>
+              <w:ind w:left="0"/>
+              <w:rPr>
+                <w:rFonts w:ascii="Arial" w:hAnsi="Arial" w:cs="Arial"/>
+                <w:sz w:val="20"/>
+                <w:szCs w:val="20"/>
+              </w:rPr>
+            </w:pPr>
+          </w:p>
+        </w:tc>
+        <w:tc>
+          <w:tcPr>
+            <w:tcW w:w="2970" w:type="dxa"/>
+          </w:tcPr>
+          <w:p>
+            <w:pPr>
+              <w:pStyle w:val="ListParagraph"/>
+              <w:ind w:left="0"/>
+              <w:rPr>
+                <w:rFonts w:ascii="Arial" w:hAnsi="Arial" w:cs="Arial"/>
+                <w:sz w:val="20"/>
+                <w:szCs w:val="20"/>
+              </w:rPr>
+            </w:pPr>
+          </w:p>
+        </w:tc>
+        <w:tc>
+          <w:tcPr>
+            <w:tcW w:w="7470" w:type="dxa"/>
+          </w:tcPr>
+          <w:p>
+            <w:pPr>
+              <w:pStyle w:val="ListParagraph"/>
+              <w:ind w:left="0"/>
+              <w:rPr>
+                <w:rFonts w:ascii="Arial" w:hAnsi="Arial" w:cs="Arial"/>
+                <w:sz w:val="20"/>
+                <w:szCs w:val="20"/>
+              </w:rPr>
+            </w:pPr>
+          </w:p>
+        </w:tc>
+        <w:tc>
+          <w:tcPr>
+            <w:tcW w:w="3960" w:type="dxa"/>
           </w:tcPr>
           <w:p>
             <w:pPr>
@@ -3870,39 +3972,55 @@
         </w:tc>
         <w:tc>
           <w:tcPr>
-            <w:tcW w:w="3237" w:type="dxa"/>
-          </w:tcPr>
-          <w:p>
-            <w:pPr>
-              <w:pStyle w:val="ListParagraph"/>
-              <w:ind w:left="0"/>
-              <w:rPr>
-                <w:rFonts w:ascii="Arial" w:hAnsi="Arial" w:cs="Arial"/>
-                <w:sz w:val="20"/>
-                <w:szCs w:val="20"/>
-              </w:rPr>
-            </w:pPr>
-          </w:p>
-        </w:tc>
-        <w:tc>
-          <w:tcPr>
-            <w:tcW w:w="3238" w:type="dxa"/>
-          </w:tcPr>
-          <w:p>
-            <w:pPr>
-              <w:pStyle w:val="ListParagraph"/>
-              <w:ind w:left="0"/>
-              <w:rPr>
-                <w:rFonts w:ascii="Arial" w:hAnsi="Arial" w:cs="Arial"/>
-                <w:sz w:val="20"/>
-                <w:szCs w:val="20"/>
-              </w:rPr>
-            </w:pPr>
-          </w:p>
-        </w:tc>
-        <w:tc>
-          <w:tcPr>
-            <w:tcW w:w="3238" w:type="dxa"/>
+            <w:tcW w:w="1708" w:type="dxa"/>
+          </w:tcPr>
+          <w:p>
+            <w:pPr>
+              <w:pStyle w:val="ListParagraph"/>
+              <w:ind w:left="0"/>
+              <w:rPr>
+                <w:rFonts w:ascii="Arial" w:hAnsi="Arial" w:cs="Arial"/>
+                <w:sz w:val="20"/>
+                <w:szCs w:val="20"/>
+              </w:rPr>
+            </w:pPr>
+          </w:p>
+        </w:tc>
+        <w:tc>
+          <w:tcPr>
+            <w:tcW w:w="2970" w:type="dxa"/>
+          </w:tcPr>
+          <w:p>
+            <w:pPr>
+              <w:pStyle w:val="ListParagraph"/>
+              <w:ind w:left="0"/>
+              <w:rPr>
+                <w:rFonts w:ascii="Arial" w:hAnsi="Arial" w:cs="Arial"/>
+                <w:sz w:val="20"/>
+                <w:szCs w:val="20"/>
+              </w:rPr>
+            </w:pPr>
+          </w:p>
+        </w:tc>
+        <w:tc>
+          <w:tcPr>
+            <w:tcW w:w="7470" w:type="dxa"/>
+          </w:tcPr>
+          <w:p>
+            <w:pPr>
+              <w:pStyle w:val="ListParagraph"/>
+              <w:ind w:left="0"/>
+              <w:rPr>
+                <w:rFonts w:ascii="Arial" w:hAnsi="Arial" w:cs="Arial"/>
+                <w:sz w:val="20"/>
+                <w:szCs w:val="20"/>
+              </w:rPr>
+            </w:pPr>
+          </w:p>
+        </w:tc>
+        <w:tc>
+          <w:tcPr>
+            <w:tcW w:w="3960" w:type="dxa"/>
           </w:tcPr>
           <w:p>
             <w:pPr>
@@ -3968,15 +4086,15 @@
         <w:tblLook w:val="04A0" w:firstRow="1" w:lastRow="0" w:firstColumn="1" w:lastColumn="0" w:noHBand="0" w:noVBand="1"/>
       </w:tblPr>
       <w:tblGrid>
-        <w:gridCol w:w="3237"/>
-        <w:gridCol w:w="3237"/>
-        <w:gridCol w:w="3238"/>
-        <w:gridCol w:w="3238"/>
+        <w:gridCol w:w="5035"/>
+        <w:gridCol w:w="5040"/>
+        <w:gridCol w:w="5310"/>
+        <w:gridCol w:w="3960"/>
       </w:tblGrid>
       <w:tr>
         <w:tc>
           <w:tcPr>
-            <w:tcW w:w="3237" w:type="dxa"/>
+            <w:tcW w:w="5035" w:type="dxa"/>
             <w:shd w:val="clear" w:color="auto" w:fill="7030A0"/>
           </w:tcPr>
           <w:p>
@@ -4003,7 +4121,7 @@
         </w:tc>
         <w:tc>
           <w:tcPr>
-            <w:tcW w:w="3237" w:type="dxa"/>
+            <w:tcW w:w="5040" w:type="dxa"/>
             <w:shd w:val="clear" w:color="auto" w:fill="7030A0"/>
           </w:tcPr>
           <w:p>
@@ -4030,7 +4148,7 @@
         </w:tc>
         <w:tc>
           <w:tcPr>
-            <w:tcW w:w="3238" w:type="dxa"/>
+            <w:tcW w:w="5310" w:type="dxa"/>
             <w:shd w:val="clear" w:color="auto" w:fill="7030A0"/>
           </w:tcPr>
           <w:p>
@@ -4057,7 +4175,7 @@
         </w:tc>
         <w:tc>
           <w:tcPr>
-            <w:tcW w:w="3238" w:type="dxa"/>
+            <w:tcW w:w="3960" w:type="dxa"/>
             <w:shd w:val="clear" w:color="auto" w:fill="7030A0"/>
           </w:tcPr>
           <w:p>
@@ -4071,8 +4189,6 @@
                 <w:szCs w:val="20"/>
               </w:rPr>
             </w:pPr>
-            <w:proofErr w:type="spellStart"/>
-            <w:proofErr w:type="gramStart"/>
             <w:r>
               <w:rPr>
                 <w:rFonts w:ascii="Arial" w:hAnsi="Arial" w:cs="Arial"/>
@@ -4080,27 +4196,7 @@
                 <w:sz w:val="20"/>
                 <w:szCs w:val="20"/>
               </w:rPr>
-              <w:t>DisplayOrder</w:t>
-            </w:r>
-            <w:proofErr w:type="spellEnd"/>
-            <w:r>
-              <w:rPr>
-                <w:rFonts w:ascii="Arial" w:hAnsi="Arial" w:cs="Arial"/>
-                <w:color w:val="FFFFFF" w:themeColor="background1"/>
-                <w:sz w:val="20"/>
-                <w:szCs w:val="20"/>
-              </w:rPr>
-              <w:t>(</w:t>
-            </w:r>
-            <w:proofErr w:type="gramEnd"/>
-            <w:r>
-              <w:rPr>
-                <w:rFonts w:ascii="Arial" w:hAnsi="Arial" w:cs="Arial"/>
-                <w:color w:val="FFFFFF" w:themeColor="background1"/>
-                <w:sz w:val="20"/>
-                <w:szCs w:val="20"/>
-              </w:rPr>
-              <w:t>Optional)</w:t>
+              <w:t>DisplayOrder(Optional)</w:t>
             </w:r>
           </w:p>
         </w:tc>
@@ -4108,121 +4204,170 @@
       <w:tr>
         <w:tc>
           <w:tcPr>
-            <w:tcW w:w="3237" w:type="dxa"/>
-          </w:tcPr>
-          <w:p>
-            <w:pPr>
-              <w:pStyle w:val="ListParagraph"/>
-              <w:ind w:left="0"/>
-              <w:rPr>
-                <w:rFonts w:ascii="Arial" w:hAnsi="Arial" w:cs="Arial"/>
-                <w:sz w:val="20"/>
-                <w:szCs w:val="20"/>
-              </w:rPr>
-            </w:pPr>
-          </w:p>
-        </w:tc>
-        <w:tc>
-          <w:tcPr>
-            <w:tcW w:w="3237" w:type="dxa"/>
-          </w:tcPr>
-          <w:p>
-            <w:pPr>
-              <w:pStyle w:val="ListParagraph"/>
-              <w:ind w:left="0"/>
-              <w:rPr>
-                <w:rFonts w:ascii="Arial" w:hAnsi="Arial" w:cs="Arial"/>
-                <w:sz w:val="20"/>
-                <w:szCs w:val="20"/>
-              </w:rPr>
-            </w:pPr>
-          </w:p>
-        </w:tc>
-        <w:tc>
-          <w:tcPr>
-            <w:tcW w:w="3238" w:type="dxa"/>
-          </w:tcPr>
-          <w:p>
-            <w:pPr>
-              <w:pStyle w:val="ListParagraph"/>
-              <w:ind w:left="0"/>
-              <w:rPr>
-                <w:rFonts w:ascii="Arial" w:hAnsi="Arial" w:cs="Arial"/>
-                <w:sz w:val="20"/>
-                <w:szCs w:val="20"/>
-              </w:rPr>
-            </w:pPr>
-          </w:p>
-        </w:tc>
-        <w:tc>
-          <w:tcPr>
-            <w:tcW w:w="3238" w:type="dxa"/>
-          </w:tcPr>
-          <w:p>
-            <w:pPr>
-              <w:pStyle w:val="ListParagraph"/>
-              <w:ind w:left="0"/>
-              <w:rPr>
-                <w:rFonts w:ascii="Arial" w:hAnsi="Arial" w:cs="Arial"/>
-                <w:sz w:val="20"/>
-                <w:szCs w:val="20"/>
-              </w:rPr>
-            </w:pPr>
+            <w:tcW w:w="5035" w:type="dxa"/>
+          </w:tcPr>
+          <w:p>
+            <w:pPr>
+              <w:pStyle w:val="ListParagraph"/>
+              <w:ind w:left="0"/>
+              <w:rPr>
+                <w:rFonts w:ascii="Arial" w:hAnsi="Arial" w:cs="Arial"/>
+                <w:sz w:val="20"/>
+                <w:szCs w:val="20"/>
+              </w:rPr>
+            </w:pPr>
+            <w:r>
+              <w:rPr>
+                <w:rFonts w:ascii="Arial" w:hAnsi="Arial" w:cs="Arial"/>
+                <w:sz w:val="20"/>
+                <w:szCs w:val="20"/>
+              </w:rPr>
+              <w:t>Monday</w:t>
+            </w:r>
+          </w:p>
+        </w:tc>
+        <w:tc>
+          <w:tcPr>
+            <w:tcW w:w="5040" w:type="dxa"/>
+          </w:tcPr>
+          <w:p>
+            <w:pPr>
+              <w:pStyle w:val="ListParagraph"/>
+              <w:ind w:left="0"/>
+              <w:rPr>
+                <w:rFonts w:ascii="Arial" w:hAnsi="Arial" w:cs="Arial"/>
+                <w:sz w:val="20"/>
+                <w:szCs w:val="20"/>
+              </w:rPr>
+            </w:pPr>
+            <w:r>
+              <w:rPr>
+                <w:rFonts w:ascii="Arial" w:hAnsi="Arial" w:cs="Arial"/>
+                <w:sz w:val="20"/>
+                <w:szCs w:val="20"/>
+              </w:rPr>
+              <w:t>Shamba activities</w:t>
+            </w:r>
+          </w:p>
+        </w:tc>
+        <w:tc>
+          <w:tcPr>
+            <w:tcW w:w="5310" w:type="dxa"/>
+          </w:tcPr>
+          <w:p>
+            <w:pPr>
+              <w:pStyle w:val="ListParagraph"/>
+              <w:ind w:left="0"/>
+              <w:rPr>
+                <w:rFonts w:ascii="Arial" w:hAnsi="Arial" w:cs="Arial"/>
+                <w:sz w:val="20"/>
+                <w:szCs w:val="20"/>
+              </w:rPr>
+            </w:pPr>
+            <w:r>
+              <w:rPr>
+                <w:rFonts w:ascii="Arial" w:hAnsi="Arial" w:cs="Arial"/>
+                <w:sz w:val="20"/>
+                <w:szCs w:val="20"/>
+              </w:rPr>
+              <w:t>[</w:t>
+            </w:r>
+            <w:r>
+              <w:rPr>
+                <w:rFonts w:ascii="Arial" w:hAnsi="Arial" w:cs="Arial"/>
+                <w:color w:val="FF0000"/>
+                <w:sz w:val="20"/>
+                <w:szCs w:val="20"/>
+              </w:rPr>
+              <w:t>Check screenshot I sent yesterday</w:t>
+            </w:r>
+            <w:r>
+              <w:rPr>
+                <w:rFonts w:ascii="Arial" w:hAnsi="Arial" w:cs="Arial"/>
+                <w:sz w:val="20"/>
+                <w:szCs w:val="20"/>
+              </w:rPr>
+              <w:t>]</w:t>
+            </w:r>
+          </w:p>
+        </w:tc>
+        <w:tc>
+          <w:tcPr>
+            <w:tcW w:w="3960" w:type="dxa"/>
+          </w:tcPr>
+          <w:p>
+            <w:pPr>
+              <w:pStyle w:val="ListParagraph"/>
+              <w:ind w:left="0"/>
+              <w:rPr>
+                <w:rFonts w:ascii="Arial" w:hAnsi="Arial" w:cs="Arial"/>
+                <w:sz w:val="20"/>
+                <w:szCs w:val="20"/>
+              </w:rPr>
+            </w:pPr>
+            <w:r>
+              <w:rPr>
+                <w:rFonts w:ascii="Arial" w:hAnsi="Arial" w:cs="Arial"/>
+                <w:sz w:val="20"/>
+                <w:szCs w:val="20"/>
+              </w:rPr>
+              <w:t>1</w:t>
+            </w:r>
           </w:p>
         </w:tc>
       </w:tr>
       <w:tr>
         <w:tc>
           <w:tcPr>
-            <w:tcW w:w="3237" w:type="dxa"/>
-          </w:tcPr>
-          <w:p>
-            <w:pPr>
-              <w:pStyle w:val="ListParagraph"/>
-              <w:ind w:left="0"/>
-              <w:rPr>
-                <w:rFonts w:ascii="Arial" w:hAnsi="Arial" w:cs="Arial"/>
-                <w:sz w:val="20"/>
-                <w:szCs w:val="20"/>
-              </w:rPr>
-            </w:pPr>
-          </w:p>
-        </w:tc>
-        <w:tc>
-          <w:tcPr>
-            <w:tcW w:w="3237" w:type="dxa"/>
-          </w:tcPr>
-          <w:p>
-            <w:pPr>
-              <w:pStyle w:val="ListParagraph"/>
-              <w:ind w:left="0"/>
-              <w:rPr>
-                <w:rFonts w:ascii="Arial" w:hAnsi="Arial" w:cs="Arial"/>
-                <w:sz w:val="20"/>
-                <w:szCs w:val="20"/>
-              </w:rPr>
-            </w:pPr>
-          </w:p>
-        </w:tc>
-        <w:tc>
-          <w:tcPr>
-            <w:tcW w:w="3238" w:type="dxa"/>
-          </w:tcPr>
-          <w:p>
-            <w:pPr>
-              <w:pStyle w:val="ListParagraph"/>
-              <w:ind w:left="0"/>
-              <w:rPr>
-                <w:rFonts w:ascii="Arial" w:hAnsi="Arial" w:cs="Arial"/>
-                <w:sz w:val="20"/>
-                <w:szCs w:val="20"/>
-              </w:rPr>
-            </w:pPr>
-          </w:p>
-        </w:tc>
-        <w:tc>
-          <w:tcPr>
-            <w:tcW w:w="3238" w:type="dxa"/>
+            <w:tcW w:w="5035" w:type="dxa"/>
+          </w:tcPr>
+          <w:p>
+            <w:pPr>
+              <w:pStyle w:val="ListParagraph"/>
+              <w:ind w:left="0"/>
+              <w:rPr>
+                <w:rFonts w:ascii="Arial" w:hAnsi="Arial" w:cs="Arial"/>
+                <w:sz w:val="20"/>
+                <w:szCs w:val="20"/>
+              </w:rPr>
+            </w:pPr>
+          </w:p>
+        </w:tc>
+        <w:tc>
+          <w:tcPr>
+            <w:tcW w:w="5040" w:type="dxa"/>
+          </w:tcPr>
+          <w:p>
+            <w:pPr>
+              <w:pStyle w:val="ListParagraph"/>
+              <w:ind w:left="0"/>
+              <w:rPr>
+                <w:rFonts w:ascii="Arial" w:hAnsi="Arial" w:cs="Arial"/>
+                <w:sz w:val="20"/>
+                <w:szCs w:val="20"/>
+              </w:rPr>
+            </w:pPr>
+          </w:p>
+        </w:tc>
+        <w:tc>
+          <w:tcPr>
+            <w:tcW w:w="5310" w:type="dxa"/>
+          </w:tcPr>
+          <w:p>
+            <w:pPr>
+              <w:pStyle w:val="ListParagraph"/>
+              <w:ind w:left="0"/>
+              <w:rPr>
+                <w:rFonts w:ascii="Arial" w:hAnsi="Arial" w:cs="Arial"/>
+                <w:sz w:val="20"/>
+                <w:szCs w:val="20"/>
+              </w:rPr>
+            </w:pPr>
+          </w:p>
+        </w:tc>
+        <w:tc>
+          <w:tcPr>
+            <w:tcW w:w="3960" w:type="dxa"/>
           </w:tcPr>
           <w:p>
             <w:pPr>
@@ -4240,55 +4385,55 @@
       <w:tr>
         <w:tc>
           <w:tcPr>
-            <w:tcW w:w="3237" w:type="dxa"/>
-          </w:tcPr>
-          <w:p>
-            <w:pPr>
-              <w:pStyle w:val="ListParagraph"/>
-              <w:ind w:left="0"/>
-              <w:rPr>
-                <w:rFonts w:ascii="Arial" w:hAnsi="Arial" w:cs="Arial"/>
-                <w:sz w:val="20"/>
-                <w:szCs w:val="20"/>
-              </w:rPr>
-            </w:pPr>
-          </w:p>
-        </w:tc>
-        <w:tc>
-          <w:tcPr>
-            <w:tcW w:w="3237" w:type="dxa"/>
-          </w:tcPr>
-          <w:p>
-            <w:pPr>
-              <w:pStyle w:val="ListParagraph"/>
-              <w:ind w:left="0"/>
-              <w:rPr>
-                <w:rFonts w:ascii="Arial" w:hAnsi="Arial" w:cs="Arial"/>
-                <w:sz w:val="20"/>
-                <w:szCs w:val="20"/>
-              </w:rPr>
-            </w:pPr>
-          </w:p>
-        </w:tc>
-        <w:tc>
-          <w:tcPr>
-            <w:tcW w:w="3238" w:type="dxa"/>
-          </w:tcPr>
-          <w:p>
-            <w:pPr>
-              <w:pStyle w:val="ListParagraph"/>
-              <w:ind w:left="0"/>
-              <w:rPr>
-                <w:rFonts w:ascii="Arial" w:hAnsi="Arial" w:cs="Arial"/>
-                <w:sz w:val="20"/>
-                <w:szCs w:val="20"/>
-              </w:rPr>
-            </w:pPr>
-          </w:p>
-        </w:tc>
-        <w:tc>
-          <w:tcPr>
-            <w:tcW w:w="3238" w:type="dxa"/>
+            <w:tcW w:w="5035" w:type="dxa"/>
+          </w:tcPr>
+          <w:p>
+            <w:pPr>
+              <w:pStyle w:val="ListParagraph"/>
+              <w:ind w:left="0"/>
+              <w:rPr>
+                <w:rFonts w:ascii="Arial" w:hAnsi="Arial" w:cs="Arial"/>
+                <w:sz w:val="20"/>
+                <w:szCs w:val="20"/>
+              </w:rPr>
+            </w:pPr>
+          </w:p>
+        </w:tc>
+        <w:tc>
+          <w:tcPr>
+            <w:tcW w:w="5040" w:type="dxa"/>
+          </w:tcPr>
+          <w:p>
+            <w:pPr>
+              <w:pStyle w:val="ListParagraph"/>
+              <w:ind w:left="0"/>
+              <w:rPr>
+                <w:rFonts w:ascii="Arial" w:hAnsi="Arial" w:cs="Arial"/>
+                <w:sz w:val="20"/>
+                <w:szCs w:val="20"/>
+              </w:rPr>
+            </w:pPr>
+          </w:p>
+        </w:tc>
+        <w:tc>
+          <w:tcPr>
+            <w:tcW w:w="5310" w:type="dxa"/>
+          </w:tcPr>
+          <w:p>
+            <w:pPr>
+              <w:pStyle w:val="ListParagraph"/>
+              <w:ind w:left="0"/>
+              <w:rPr>
+                <w:rFonts w:ascii="Arial" w:hAnsi="Arial" w:cs="Arial"/>
+                <w:sz w:val="20"/>
+                <w:szCs w:val="20"/>
+              </w:rPr>
+            </w:pPr>
+          </w:p>
+        </w:tc>
+        <w:tc>
+          <w:tcPr>
+            <w:tcW w:w="3960" w:type="dxa"/>
           </w:tcPr>
           <w:p>
             <w:pPr>
@@ -4306,55 +4451,55 @@
       <w:tr>
         <w:tc>
           <w:tcPr>
-            <w:tcW w:w="3237" w:type="dxa"/>
-          </w:tcPr>
-          <w:p>
-            <w:pPr>
-              <w:pStyle w:val="ListParagraph"/>
-              <w:ind w:left="0"/>
-              <w:rPr>
-                <w:rFonts w:ascii="Arial" w:hAnsi="Arial" w:cs="Arial"/>
-                <w:sz w:val="20"/>
-                <w:szCs w:val="20"/>
-              </w:rPr>
-            </w:pPr>
-          </w:p>
-        </w:tc>
-        <w:tc>
-          <w:tcPr>
-            <w:tcW w:w="3237" w:type="dxa"/>
-          </w:tcPr>
-          <w:p>
-            <w:pPr>
-              <w:pStyle w:val="ListParagraph"/>
-              <w:ind w:left="0"/>
-              <w:rPr>
-                <w:rFonts w:ascii="Arial" w:hAnsi="Arial" w:cs="Arial"/>
-                <w:sz w:val="20"/>
-                <w:szCs w:val="20"/>
-              </w:rPr>
-            </w:pPr>
-          </w:p>
-        </w:tc>
-        <w:tc>
-          <w:tcPr>
-            <w:tcW w:w="3238" w:type="dxa"/>
-          </w:tcPr>
-          <w:p>
-            <w:pPr>
-              <w:pStyle w:val="ListParagraph"/>
-              <w:ind w:left="0"/>
-              <w:rPr>
-                <w:rFonts w:ascii="Arial" w:hAnsi="Arial" w:cs="Arial"/>
-                <w:sz w:val="20"/>
-                <w:szCs w:val="20"/>
-              </w:rPr>
-            </w:pPr>
-          </w:p>
-        </w:tc>
-        <w:tc>
-          <w:tcPr>
-            <w:tcW w:w="3238" w:type="dxa"/>
+            <w:tcW w:w="5035" w:type="dxa"/>
+          </w:tcPr>
+          <w:p>
+            <w:pPr>
+              <w:pStyle w:val="ListParagraph"/>
+              <w:ind w:left="0"/>
+              <w:rPr>
+                <w:rFonts w:ascii="Arial" w:hAnsi="Arial" w:cs="Arial"/>
+                <w:sz w:val="20"/>
+                <w:szCs w:val="20"/>
+              </w:rPr>
+            </w:pPr>
+          </w:p>
+        </w:tc>
+        <w:tc>
+          <w:tcPr>
+            <w:tcW w:w="5040" w:type="dxa"/>
+          </w:tcPr>
+          <w:p>
+            <w:pPr>
+              <w:pStyle w:val="ListParagraph"/>
+              <w:ind w:left="0"/>
+              <w:rPr>
+                <w:rFonts w:ascii="Arial" w:hAnsi="Arial" w:cs="Arial"/>
+                <w:sz w:val="20"/>
+                <w:szCs w:val="20"/>
+              </w:rPr>
+            </w:pPr>
+          </w:p>
+        </w:tc>
+        <w:tc>
+          <w:tcPr>
+            <w:tcW w:w="5310" w:type="dxa"/>
+          </w:tcPr>
+          <w:p>
+            <w:pPr>
+              <w:pStyle w:val="ListParagraph"/>
+              <w:ind w:left="0"/>
+              <w:rPr>
+                <w:rFonts w:ascii="Arial" w:hAnsi="Arial" w:cs="Arial"/>
+                <w:sz w:val="20"/>
+                <w:szCs w:val="20"/>
+              </w:rPr>
+            </w:pPr>
+          </w:p>
+        </w:tc>
+        <w:tc>
+          <w:tcPr>
+            <w:tcW w:w="3960" w:type="dxa"/>
           </w:tcPr>
           <w:p>
             <w:pPr>
@@ -4372,55 +4517,55 @@
       <w:tr>
         <w:tc>
           <w:tcPr>
-            <w:tcW w:w="3237" w:type="dxa"/>
-          </w:tcPr>
-          <w:p>
-            <w:pPr>
-              <w:pStyle w:val="ListParagraph"/>
-              <w:ind w:left="0"/>
-              <w:rPr>
-                <w:rFonts w:ascii="Arial" w:hAnsi="Arial" w:cs="Arial"/>
-                <w:sz w:val="20"/>
-                <w:szCs w:val="20"/>
-              </w:rPr>
-            </w:pPr>
-          </w:p>
-        </w:tc>
-        <w:tc>
-          <w:tcPr>
-            <w:tcW w:w="3237" w:type="dxa"/>
-          </w:tcPr>
-          <w:p>
-            <w:pPr>
-              <w:pStyle w:val="ListParagraph"/>
-              <w:ind w:left="0"/>
-              <w:rPr>
-                <w:rFonts w:ascii="Arial" w:hAnsi="Arial" w:cs="Arial"/>
-                <w:sz w:val="20"/>
-                <w:szCs w:val="20"/>
-              </w:rPr>
-            </w:pPr>
-          </w:p>
-        </w:tc>
-        <w:tc>
-          <w:tcPr>
-            <w:tcW w:w="3238" w:type="dxa"/>
-          </w:tcPr>
-          <w:p>
-            <w:pPr>
-              <w:pStyle w:val="ListParagraph"/>
-              <w:ind w:left="0"/>
-              <w:rPr>
-                <w:rFonts w:ascii="Arial" w:hAnsi="Arial" w:cs="Arial"/>
-                <w:sz w:val="20"/>
-                <w:szCs w:val="20"/>
-              </w:rPr>
-            </w:pPr>
-          </w:p>
-        </w:tc>
-        <w:tc>
-          <w:tcPr>
-            <w:tcW w:w="3238" w:type="dxa"/>
+            <w:tcW w:w="5035" w:type="dxa"/>
+          </w:tcPr>
+          <w:p>
+            <w:pPr>
+              <w:pStyle w:val="ListParagraph"/>
+              <w:ind w:left="0"/>
+              <w:rPr>
+                <w:rFonts w:ascii="Arial" w:hAnsi="Arial" w:cs="Arial"/>
+                <w:sz w:val="20"/>
+                <w:szCs w:val="20"/>
+              </w:rPr>
+            </w:pPr>
+          </w:p>
+        </w:tc>
+        <w:tc>
+          <w:tcPr>
+            <w:tcW w:w="5040" w:type="dxa"/>
+          </w:tcPr>
+          <w:p>
+            <w:pPr>
+              <w:pStyle w:val="ListParagraph"/>
+              <w:ind w:left="0"/>
+              <w:rPr>
+                <w:rFonts w:ascii="Arial" w:hAnsi="Arial" w:cs="Arial"/>
+                <w:sz w:val="20"/>
+                <w:szCs w:val="20"/>
+              </w:rPr>
+            </w:pPr>
+          </w:p>
+        </w:tc>
+        <w:tc>
+          <w:tcPr>
+            <w:tcW w:w="5310" w:type="dxa"/>
+          </w:tcPr>
+          <w:p>
+            <w:pPr>
+              <w:pStyle w:val="ListParagraph"/>
+              <w:ind w:left="0"/>
+              <w:rPr>
+                <w:rFonts w:ascii="Arial" w:hAnsi="Arial" w:cs="Arial"/>
+                <w:sz w:val="20"/>
+                <w:szCs w:val="20"/>
+              </w:rPr>
+            </w:pPr>
+          </w:p>
+        </w:tc>
+        <w:tc>
+          <w:tcPr>
+            <w:tcW w:w="3960" w:type="dxa"/>
           </w:tcPr>
           <w:p>
             <w:pPr>
@@ -4438,55 +4583,55 @@
       <w:tr>
         <w:tc>
           <w:tcPr>
-            <w:tcW w:w="3237" w:type="dxa"/>
-          </w:tcPr>
-          <w:p>
-            <w:pPr>
-              <w:pStyle w:val="ListParagraph"/>
-              <w:ind w:left="0"/>
-              <w:rPr>
-                <w:rFonts w:ascii="Arial" w:hAnsi="Arial" w:cs="Arial"/>
-                <w:sz w:val="20"/>
-                <w:szCs w:val="20"/>
-              </w:rPr>
-            </w:pPr>
-          </w:p>
-        </w:tc>
-        <w:tc>
-          <w:tcPr>
-            <w:tcW w:w="3237" w:type="dxa"/>
-          </w:tcPr>
-          <w:p>
-            <w:pPr>
-              <w:pStyle w:val="ListParagraph"/>
-              <w:ind w:left="0"/>
-              <w:rPr>
-                <w:rFonts w:ascii="Arial" w:hAnsi="Arial" w:cs="Arial"/>
-                <w:sz w:val="20"/>
-                <w:szCs w:val="20"/>
-              </w:rPr>
-            </w:pPr>
-          </w:p>
-        </w:tc>
-        <w:tc>
-          <w:tcPr>
-            <w:tcW w:w="3238" w:type="dxa"/>
-          </w:tcPr>
-          <w:p>
-            <w:pPr>
-              <w:pStyle w:val="ListParagraph"/>
-              <w:ind w:left="0"/>
-              <w:rPr>
-                <w:rFonts w:ascii="Arial" w:hAnsi="Arial" w:cs="Arial"/>
-                <w:sz w:val="20"/>
-                <w:szCs w:val="20"/>
-              </w:rPr>
-            </w:pPr>
-          </w:p>
-        </w:tc>
-        <w:tc>
-          <w:tcPr>
-            <w:tcW w:w="3238" w:type="dxa"/>
+            <w:tcW w:w="5035" w:type="dxa"/>
+          </w:tcPr>
+          <w:p>
+            <w:pPr>
+              <w:pStyle w:val="ListParagraph"/>
+              <w:ind w:left="0"/>
+              <w:rPr>
+                <w:rFonts w:ascii="Arial" w:hAnsi="Arial" w:cs="Arial"/>
+                <w:sz w:val="20"/>
+                <w:szCs w:val="20"/>
+              </w:rPr>
+            </w:pPr>
+          </w:p>
+        </w:tc>
+        <w:tc>
+          <w:tcPr>
+            <w:tcW w:w="5040" w:type="dxa"/>
+          </w:tcPr>
+          <w:p>
+            <w:pPr>
+              <w:pStyle w:val="ListParagraph"/>
+              <w:ind w:left="0"/>
+              <w:rPr>
+                <w:rFonts w:ascii="Arial" w:hAnsi="Arial" w:cs="Arial"/>
+                <w:sz w:val="20"/>
+                <w:szCs w:val="20"/>
+              </w:rPr>
+            </w:pPr>
+          </w:p>
+        </w:tc>
+        <w:tc>
+          <w:tcPr>
+            <w:tcW w:w="5310" w:type="dxa"/>
+          </w:tcPr>
+          <w:p>
+            <w:pPr>
+              <w:pStyle w:val="ListParagraph"/>
+              <w:ind w:left="0"/>
+              <w:rPr>
+                <w:rFonts w:ascii="Arial" w:hAnsi="Arial" w:cs="Arial"/>
+                <w:sz w:val="20"/>
+                <w:szCs w:val="20"/>
+              </w:rPr>
+            </w:pPr>
+          </w:p>
+        </w:tc>
+        <w:tc>
+          <w:tcPr>
+            <w:tcW w:w="3960" w:type="dxa"/>
           </w:tcPr>
           <w:p>
             <w:pPr>
@@ -4504,55 +4649,55 @@
       <w:tr>
         <w:tc>
           <w:tcPr>
-            <w:tcW w:w="3237" w:type="dxa"/>
-          </w:tcPr>
-          <w:p>
-            <w:pPr>
-              <w:pStyle w:val="ListParagraph"/>
-              <w:ind w:left="0"/>
-              <w:rPr>
-                <w:rFonts w:ascii="Arial" w:hAnsi="Arial" w:cs="Arial"/>
-                <w:sz w:val="20"/>
-                <w:szCs w:val="20"/>
-              </w:rPr>
-            </w:pPr>
-          </w:p>
-        </w:tc>
-        <w:tc>
-          <w:tcPr>
-            <w:tcW w:w="3237" w:type="dxa"/>
-          </w:tcPr>
-          <w:p>
-            <w:pPr>
-              <w:pStyle w:val="ListParagraph"/>
-              <w:ind w:left="0"/>
-              <w:rPr>
-                <w:rFonts w:ascii="Arial" w:hAnsi="Arial" w:cs="Arial"/>
-                <w:sz w:val="20"/>
-                <w:szCs w:val="20"/>
-              </w:rPr>
-            </w:pPr>
-          </w:p>
-        </w:tc>
-        <w:tc>
-          <w:tcPr>
-            <w:tcW w:w="3238" w:type="dxa"/>
-          </w:tcPr>
-          <w:p>
-            <w:pPr>
-              <w:pStyle w:val="ListParagraph"/>
-              <w:ind w:left="0"/>
-              <w:rPr>
-                <w:rFonts w:ascii="Arial" w:hAnsi="Arial" w:cs="Arial"/>
-                <w:sz w:val="20"/>
-                <w:szCs w:val="20"/>
-              </w:rPr>
-            </w:pPr>
-          </w:p>
-        </w:tc>
-        <w:tc>
-          <w:tcPr>
-            <w:tcW w:w="3238" w:type="dxa"/>
+            <w:tcW w:w="5035" w:type="dxa"/>
+          </w:tcPr>
+          <w:p>
+            <w:pPr>
+              <w:pStyle w:val="ListParagraph"/>
+              <w:ind w:left="0"/>
+              <w:rPr>
+                <w:rFonts w:ascii="Arial" w:hAnsi="Arial" w:cs="Arial"/>
+                <w:sz w:val="20"/>
+                <w:szCs w:val="20"/>
+              </w:rPr>
+            </w:pPr>
+          </w:p>
+        </w:tc>
+        <w:tc>
+          <w:tcPr>
+            <w:tcW w:w="5040" w:type="dxa"/>
+          </w:tcPr>
+          <w:p>
+            <w:pPr>
+              <w:pStyle w:val="ListParagraph"/>
+              <w:ind w:left="0"/>
+              <w:rPr>
+                <w:rFonts w:ascii="Arial" w:hAnsi="Arial" w:cs="Arial"/>
+                <w:sz w:val="20"/>
+                <w:szCs w:val="20"/>
+              </w:rPr>
+            </w:pPr>
+          </w:p>
+        </w:tc>
+        <w:tc>
+          <w:tcPr>
+            <w:tcW w:w="5310" w:type="dxa"/>
+          </w:tcPr>
+          <w:p>
+            <w:pPr>
+              <w:pStyle w:val="ListParagraph"/>
+              <w:ind w:left="0"/>
+              <w:rPr>
+                <w:rFonts w:ascii="Arial" w:hAnsi="Arial" w:cs="Arial"/>
+                <w:sz w:val="20"/>
+                <w:szCs w:val="20"/>
+              </w:rPr>
+            </w:pPr>
+          </w:p>
+        </w:tc>
+        <w:tc>
+          <w:tcPr>
+            <w:tcW w:w="3960" w:type="dxa"/>
           </w:tcPr>
           <w:p>
             <w:pPr>
@@ -4599,6 +4744,22 @@
         </w:rPr>
         <w:t>News</w:t>
       </w:r>
+      <w:r>
+        <w:rPr>
+          <w:rFonts w:ascii="Arial" w:hAnsi="Arial" w:cs="Arial"/>
+          <w:sz w:val="20"/>
+          <w:szCs w:val="20"/>
+        </w:rPr>
+        <w:t xml:space="preserve"> (Andaa hata 3 zinatosha)- Hichi kipindi mmefungua shule kuna updates gani mnataka kushare na wazazi</w:t>
+      </w:r>
+      <w:r>
+        <w:rPr>
+          <w:rFonts w:ascii="Arial" w:hAnsi="Arial" w:cs="Arial"/>
+          <w:sz w:val="20"/>
+          <w:szCs w:val="20"/>
+        </w:rPr>
+        <w:t xml:space="preserve"> – Inaweza kuwa kwa kingereza au Kiswahili,</w:t>
+      </w:r>
     </w:p>
     <w:tbl>
       <w:tblPr>
@@ -4608,22 +4769,22 @@
         <w:tblLook w:val="04A0" w:firstRow="1" w:lastRow="0" w:firstColumn="1" w:lastColumn="0" w:noHBand="0" w:noVBand="1"/>
       </w:tblPr>
       <w:tblGrid>
-        <w:gridCol w:w="1177"/>
-        <w:gridCol w:w="1506"/>
-        <w:gridCol w:w="1177"/>
-        <w:gridCol w:w="1606"/>
-        <w:gridCol w:w="2062"/>
-        <w:gridCol w:w="1317"/>
-        <w:gridCol w:w="1177"/>
-        <w:gridCol w:w="1177"/>
-        <w:gridCol w:w="1178"/>
-        <w:gridCol w:w="1178"/>
-        <w:gridCol w:w="1228"/>
+        <w:gridCol w:w="1256"/>
+        <w:gridCol w:w="1661"/>
+        <w:gridCol w:w="4818"/>
+        <w:gridCol w:w="1620"/>
+        <w:gridCol w:w="2070"/>
+        <w:gridCol w:w="1350"/>
+        <w:gridCol w:w="1440"/>
+        <w:gridCol w:w="1440"/>
+        <w:gridCol w:w="1080"/>
+        <w:gridCol w:w="1080"/>
+        <w:gridCol w:w="1530"/>
       </w:tblGrid>
       <w:tr>
         <w:tc>
           <w:tcPr>
-            <w:tcW w:w="1177" w:type="dxa"/>
+            <w:tcW w:w="1256" w:type="dxa"/>
             <w:shd w:val="clear" w:color="auto" w:fill="7030A0"/>
           </w:tcPr>
           <w:p>
@@ -4650,7 +4811,7 @@
         </w:tc>
         <w:tc>
           <w:tcPr>
-            <w:tcW w:w="1177" w:type="dxa"/>
+            <w:tcW w:w="1661" w:type="dxa"/>
             <w:shd w:val="clear" w:color="auto" w:fill="7030A0"/>
           </w:tcPr>
           <w:p>
@@ -4671,13 +4832,31 @@
                 <w:sz w:val="20"/>
                 <w:szCs w:val="20"/>
               </w:rPr>
-              <w:t>Excerpt(blank)</w:t>
-            </w:r>
-          </w:p>
-        </w:tc>
-        <w:tc>
-          <w:tcPr>
-            <w:tcW w:w="1177" w:type="dxa"/>
+              <w:t>Excerpt(</w:t>
+            </w:r>
+            <w:r>
+              <w:rPr>
+                <w:rFonts w:ascii="Arial" w:hAnsi="Arial" w:cs="Arial"/>
+                <w:color w:val="FFFFFF" w:themeColor="background1"/>
+                <w:sz w:val="20"/>
+                <w:szCs w:val="20"/>
+              </w:rPr>
+              <w:t>subtitle</w:t>
+            </w:r>
+            <w:r>
+              <w:rPr>
+                <w:rFonts w:ascii="Arial" w:hAnsi="Arial" w:cs="Arial"/>
+                <w:color w:val="FFFFFF" w:themeColor="background1"/>
+                <w:sz w:val="20"/>
+                <w:szCs w:val="20"/>
+              </w:rPr>
+              <w:t>)</w:t>
+            </w:r>
+          </w:p>
+        </w:tc>
+        <w:tc>
+          <w:tcPr>
+            <w:tcW w:w="4818" w:type="dxa"/>
             <w:shd w:val="clear" w:color="auto" w:fill="7030A0"/>
           </w:tcPr>
           <w:p>
@@ -4704,7 +4883,7 @@
         </w:tc>
         <w:tc>
           <w:tcPr>
-            <w:tcW w:w="1177" w:type="dxa"/>
+            <w:tcW w:w="1620" w:type="dxa"/>
             <w:shd w:val="clear" w:color="auto" w:fill="7030A0"/>
           </w:tcPr>
           <w:p>
@@ -4731,7 +4910,7 @@
         </w:tc>
         <w:tc>
           <w:tcPr>
-            <w:tcW w:w="1177" w:type="dxa"/>
+            <w:tcW w:w="2070" w:type="dxa"/>
             <w:shd w:val="clear" w:color="auto" w:fill="7030A0"/>
           </w:tcPr>
           <w:p>
@@ -4758,7 +4937,7 @@
         </w:tc>
         <w:tc>
           <w:tcPr>
-            <w:tcW w:w="1177" w:type="dxa"/>
+            <w:tcW w:w="1350" w:type="dxa"/>
             <w:shd w:val="clear" w:color="auto" w:fill="7030A0"/>
           </w:tcPr>
           <w:p>
@@ -4772,7 +4951,6 @@
                 <w:szCs w:val="20"/>
               </w:rPr>
             </w:pPr>
-            <w:proofErr w:type="gramStart"/>
             <w:r>
               <w:rPr>
                 <w:rFonts w:ascii="Arial" w:hAnsi="Arial" w:cs="Arial"/>
@@ -4780,23 +4958,40 @@
                 <w:sz w:val="20"/>
                 <w:szCs w:val="20"/>
               </w:rPr>
-              <w:t>Author(</w:t>
-            </w:r>
-            <w:proofErr w:type="gramEnd"/>
-            <w:r>
+              <w:t>Author(Title)</w:t>
+            </w:r>
+          </w:p>
+        </w:tc>
+        <w:tc>
+          <w:tcPr>
+            <w:tcW w:w="1440" w:type="dxa"/>
+            <w:shd w:val="clear" w:color="auto" w:fill="7030A0"/>
+          </w:tcPr>
+          <w:p>
+            <w:pPr>
+              <w:pStyle w:val="ListParagraph"/>
+              <w:ind w:left="0"/>
               <w:rPr>
                 <w:rFonts w:ascii="Arial" w:hAnsi="Arial" w:cs="Arial"/>
                 <w:color w:val="FFFFFF" w:themeColor="background1"/>
                 <w:sz w:val="20"/>
                 <w:szCs w:val="20"/>
               </w:rPr>
-              <w:t>Title)</w:t>
-            </w:r>
-          </w:p>
-        </w:tc>
-        <w:tc>
-          <w:tcPr>
-            <w:tcW w:w="1177" w:type="dxa"/>
+            </w:pPr>
+            <w:r>
+              <w:rPr>
+                <w:rFonts w:ascii="Arial" w:hAnsi="Arial" w:cs="Arial"/>
+                <w:color w:val="FFFFFF" w:themeColor="background1"/>
+                <w:sz w:val="20"/>
+                <w:szCs w:val="20"/>
+              </w:rPr>
+              <w:t>Publish date</w:t>
+            </w:r>
+          </w:p>
+        </w:tc>
+        <w:tc>
+          <w:tcPr>
+            <w:tcW w:w="1440" w:type="dxa"/>
             <w:shd w:val="clear" w:color="auto" w:fill="7030A0"/>
           </w:tcPr>
           <w:p>
@@ -4817,13 +5012,13 @@
                 <w:sz w:val="20"/>
                 <w:szCs w:val="20"/>
               </w:rPr>
-              <w:t>Publish date</w:t>
-            </w:r>
-          </w:p>
-        </w:tc>
-        <w:tc>
-          <w:tcPr>
-            <w:tcW w:w="1177" w:type="dxa"/>
+              <w:t>Category</w:t>
+            </w:r>
+          </w:p>
+        </w:tc>
+        <w:tc>
+          <w:tcPr>
+            <w:tcW w:w="1080" w:type="dxa"/>
             <w:shd w:val="clear" w:color="auto" w:fill="7030A0"/>
           </w:tcPr>
           <w:p>
@@ -4844,13 +5039,13 @@
                 <w:sz w:val="20"/>
                 <w:szCs w:val="20"/>
               </w:rPr>
-              <w:t>Category</w:t>
-            </w:r>
-          </w:p>
-        </w:tc>
-        <w:tc>
-          <w:tcPr>
-            <w:tcW w:w="1178" w:type="dxa"/>
+              <w:t>Is featured</w:t>
+            </w:r>
+          </w:p>
+        </w:tc>
+        <w:tc>
+          <w:tcPr>
+            <w:tcW w:w="1080" w:type="dxa"/>
             <w:shd w:val="clear" w:color="auto" w:fill="7030A0"/>
           </w:tcPr>
           <w:p>
@@ -4871,40 +5066,13 @@
                 <w:sz w:val="20"/>
                 <w:szCs w:val="20"/>
               </w:rPr>
-              <w:t>Is featured</w:t>
-            </w:r>
-          </w:p>
-        </w:tc>
-        <w:tc>
-          <w:tcPr>
-            <w:tcW w:w="1178" w:type="dxa"/>
-            <w:shd w:val="clear" w:color="auto" w:fill="7030A0"/>
-          </w:tcPr>
-          <w:p>
-            <w:pPr>
-              <w:pStyle w:val="ListParagraph"/>
-              <w:ind w:left="0"/>
-              <w:rPr>
-                <w:rFonts w:ascii="Arial" w:hAnsi="Arial" w:cs="Arial"/>
-                <w:color w:val="FFFFFF" w:themeColor="background1"/>
-                <w:sz w:val="20"/>
-                <w:szCs w:val="20"/>
-              </w:rPr>
-            </w:pPr>
-            <w:r>
-              <w:rPr>
-                <w:rFonts w:ascii="Arial" w:hAnsi="Arial" w:cs="Arial"/>
-                <w:color w:val="FFFFFF" w:themeColor="background1"/>
-                <w:sz w:val="20"/>
-                <w:szCs w:val="20"/>
-              </w:rPr>
               <w:t>Is published</w:t>
             </w:r>
           </w:p>
         </w:tc>
         <w:tc>
           <w:tcPr>
-            <w:tcW w:w="1178" w:type="dxa"/>
+            <w:tcW w:w="1530" w:type="dxa"/>
             <w:shd w:val="clear" w:color="auto" w:fill="7030A0"/>
           </w:tcPr>
           <w:p>
@@ -4933,167 +5101,506 @@
       <w:tr>
         <w:tc>
           <w:tcPr>
-            <w:tcW w:w="1177" w:type="dxa"/>
-          </w:tcPr>
-          <w:p>
-            <w:pPr>
-              <w:pStyle w:val="ListParagraph"/>
-              <w:ind w:left="0"/>
-              <w:rPr>
-                <w:rFonts w:ascii="Arial" w:hAnsi="Arial" w:cs="Arial"/>
-                <w:sz w:val="20"/>
-                <w:szCs w:val="20"/>
-              </w:rPr>
-            </w:pPr>
-          </w:p>
-        </w:tc>
-        <w:tc>
-          <w:tcPr>
-            <w:tcW w:w="1177" w:type="dxa"/>
-          </w:tcPr>
-          <w:p>
-            <w:pPr>
-              <w:pStyle w:val="ListParagraph"/>
-              <w:ind w:left="0"/>
-              <w:rPr>
-                <w:rFonts w:ascii="Arial" w:hAnsi="Arial" w:cs="Arial"/>
-                <w:sz w:val="20"/>
-                <w:szCs w:val="20"/>
-              </w:rPr>
-            </w:pPr>
-          </w:p>
-        </w:tc>
-        <w:tc>
-          <w:tcPr>
-            <w:tcW w:w="1177" w:type="dxa"/>
-          </w:tcPr>
-          <w:p>
-            <w:pPr>
-              <w:pStyle w:val="ListParagraph"/>
-              <w:ind w:left="0"/>
-              <w:rPr>
-                <w:rFonts w:ascii="Arial" w:hAnsi="Arial" w:cs="Arial"/>
-                <w:sz w:val="20"/>
-                <w:szCs w:val="20"/>
-              </w:rPr>
-            </w:pPr>
-          </w:p>
-        </w:tc>
-        <w:tc>
-          <w:tcPr>
-            <w:tcW w:w="1177" w:type="dxa"/>
-          </w:tcPr>
-          <w:p>
-            <w:pPr>
-              <w:pStyle w:val="ListParagraph"/>
-              <w:ind w:left="0"/>
-              <w:rPr>
-                <w:rFonts w:ascii="Arial" w:hAnsi="Arial" w:cs="Arial"/>
-                <w:sz w:val="20"/>
-                <w:szCs w:val="20"/>
-              </w:rPr>
-            </w:pPr>
-          </w:p>
-        </w:tc>
-        <w:tc>
-          <w:tcPr>
-            <w:tcW w:w="1177" w:type="dxa"/>
-          </w:tcPr>
-          <w:p>
-            <w:pPr>
-              <w:pStyle w:val="ListParagraph"/>
-              <w:ind w:left="0"/>
-              <w:rPr>
-                <w:rFonts w:ascii="Arial" w:hAnsi="Arial" w:cs="Arial"/>
-                <w:sz w:val="20"/>
-                <w:szCs w:val="20"/>
-              </w:rPr>
-            </w:pPr>
-          </w:p>
-        </w:tc>
-        <w:tc>
-          <w:tcPr>
-            <w:tcW w:w="1177" w:type="dxa"/>
-          </w:tcPr>
-          <w:p>
-            <w:pPr>
-              <w:pStyle w:val="ListParagraph"/>
-              <w:ind w:left="0"/>
-              <w:rPr>
-                <w:rFonts w:ascii="Arial" w:hAnsi="Arial" w:cs="Arial"/>
-                <w:sz w:val="20"/>
-                <w:szCs w:val="20"/>
-              </w:rPr>
-            </w:pPr>
-          </w:p>
-        </w:tc>
-        <w:tc>
-          <w:tcPr>
-            <w:tcW w:w="1177" w:type="dxa"/>
-          </w:tcPr>
-          <w:p>
-            <w:pPr>
-              <w:pStyle w:val="ListParagraph"/>
-              <w:ind w:left="0"/>
-              <w:rPr>
-                <w:rFonts w:ascii="Arial" w:hAnsi="Arial" w:cs="Arial"/>
-                <w:sz w:val="20"/>
-                <w:szCs w:val="20"/>
-              </w:rPr>
-            </w:pPr>
-          </w:p>
-        </w:tc>
-        <w:tc>
-          <w:tcPr>
-            <w:tcW w:w="1177" w:type="dxa"/>
-          </w:tcPr>
-          <w:p>
-            <w:pPr>
-              <w:pStyle w:val="ListParagraph"/>
-              <w:ind w:left="0"/>
-              <w:rPr>
-                <w:rFonts w:ascii="Arial" w:hAnsi="Arial" w:cs="Arial"/>
-                <w:sz w:val="20"/>
-                <w:szCs w:val="20"/>
-              </w:rPr>
-            </w:pPr>
-          </w:p>
-        </w:tc>
-        <w:tc>
-          <w:tcPr>
-            <w:tcW w:w="1178" w:type="dxa"/>
-          </w:tcPr>
-          <w:p>
-            <w:pPr>
-              <w:pStyle w:val="ListParagraph"/>
-              <w:ind w:left="0"/>
-              <w:rPr>
-                <w:rFonts w:ascii="Arial" w:hAnsi="Arial" w:cs="Arial"/>
-                <w:sz w:val="20"/>
-                <w:szCs w:val="20"/>
-              </w:rPr>
-            </w:pPr>
-          </w:p>
-        </w:tc>
-        <w:tc>
-          <w:tcPr>
-            <w:tcW w:w="1178" w:type="dxa"/>
-          </w:tcPr>
-          <w:p>
-            <w:pPr>
-              <w:pStyle w:val="ListParagraph"/>
-              <w:ind w:left="0"/>
-              <w:rPr>
-                <w:rFonts w:ascii="Arial" w:hAnsi="Arial" w:cs="Arial"/>
-                <w:sz w:val="20"/>
-                <w:szCs w:val="20"/>
-              </w:rPr>
-            </w:pPr>
-          </w:p>
-        </w:tc>
-        <w:tc>
-          <w:tcPr>
-            <w:tcW w:w="1178" w:type="dxa"/>
+            <w:tcW w:w="1256" w:type="dxa"/>
+          </w:tcPr>
+          <w:p>
+            <w:pPr>
+              <w:spacing w:before="100" w:beforeAutospacing="1" w:after="100" w:afterAutospacing="1"/>
+              <w:outlineLvl w:val="3"/>
+              <w:rPr>
+                <w:rFonts w:ascii="Times New Roman" w:eastAsia="Times New Roman" w:hAnsi="Times New Roman" w:cs="Times New Roman"/>
+                <w:b/>
+                <w:bCs/>
+                <w:sz w:val="24"/>
+                <w:szCs w:val="24"/>
+              </w:rPr>
+            </w:pPr>
+            <w:r>
+              <w:rPr>
+                <w:rFonts w:ascii="Times New Roman" w:eastAsia="Times New Roman" w:hAnsi="Times New Roman" w:cs="Times New Roman"/>
+                <w:b/>
+                <w:bCs/>
+                <w:sz w:val="24"/>
+                <w:szCs w:val="24"/>
+              </w:rPr>
+              <w:t>Midterm Exam Timetable Released</w:t>
+            </w:r>
+          </w:p>
+          <w:p>
+            <w:pPr>
+              <w:pStyle w:val="ListParagraph"/>
+              <w:ind w:left="0"/>
+              <w:rPr>
+                <w:rFonts w:ascii="Arial" w:hAnsi="Arial" w:cs="Arial"/>
+                <w:sz w:val="20"/>
+                <w:szCs w:val="20"/>
+              </w:rPr>
+            </w:pPr>
+          </w:p>
+        </w:tc>
+        <w:tc>
+          <w:tcPr>
+            <w:tcW w:w="1661" w:type="dxa"/>
+          </w:tcPr>
+          <w:p>
+            <w:pPr>
+              <w:pStyle w:val="ListParagraph"/>
+              <w:ind w:left="0"/>
+              <w:rPr>
+                <w:rFonts w:ascii="Arial" w:hAnsi="Arial" w:cs="Arial"/>
+                <w:sz w:val="20"/>
+                <w:szCs w:val="20"/>
+              </w:rPr>
+            </w:pPr>
+            <w:r>
+              <w:t>Check the schedule for upcoming exams.</w:t>
+            </w:r>
+          </w:p>
+        </w:tc>
+        <w:tc>
+          <w:tcPr>
+            <w:tcW w:w="4818" w:type="dxa"/>
+          </w:tcPr>
+          <w:p>
+            <w:pPr>
+              <w:spacing w:before="100" w:beforeAutospacing="1" w:after="100" w:afterAutospacing="1"/>
+              <w:rPr>
+                <w:rFonts w:ascii="Times New Roman" w:eastAsia="Times New Roman" w:hAnsi="Times New Roman" w:cs="Times New Roman"/>
+                <w:sz w:val="24"/>
+                <w:szCs w:val="24"/>
+              </w:rPr>
+            </w:pPr>
+            <w:r>
+              <w:rPr>
+                <w:rFonts w:ascii="Times New Roman" w:eastAsia="Times New Roman" w:hAnsi="Times New Roman" w:cs="Times New Roman"/>
+                <w:sz w:val="24"/>
+                <w:szCs w:val="24"/>
+              </w:rPr>
+              <w:t xml:space="preserve">We wish to inform all students that the </w:t>
+            </w:r>
+            <w:r>
+              <w:rPr>
+                <w:rFonts w:ascii="Times New Roman" w:eastAsia="Times New Roman" w:hAnsi="Times New Roman" w:cs="Times New Roman"/>
+                <w:b/>
+                <w:bCs/>
+                <w:sz w:val="24"/>
+                <w:szCs w:val="24"/>
+              </w:rPr>
+              <w:t>Midterm Examination Timetable</w:t>
+            </w:r>
+            <w:r>
+              <w:rPr>
+                <w:rFonts w:ascii="Times New Roman" w:eastAsia="Times New Roman" w:hAnsi="Times New Roman" w:cs="Times New Roman"/>
+                <w:sz w:val="24"/>
+                <w:szCs w:val="24"/>
+              </w:rPr>
+              <w:t xml:space="preserve"> has officially been released. The exams are scheduled to begin on </w:t>
+            </w:r>
+            <w:r>
+              <w:rPr>
+                <w:rFonts w:ascii="Times New Roman" w:eastAsia="Times New Roman" w:hAnsi="Times New Roman" w:cs="Times New Roman"/>
+                <w:b/>
+                <w:bCs/>
+                <w:sz w:val="24"/>
+                <w:szCs w:val="24"/>
+              </w:rPr>
+              <w:t>[insert start date]</w:t>
+            </w:r>
+            <w:r>
+              <w:rPr>
+                <w:rFonts w:ascii="Times New Roman" w:eastAsia="Times New Roman" w:hAnsi="Times New Roman" w:cs="Times New Roman"/>
+                <w:sz w:val="24"/>
+                <w:szCs w:val="24"/>
+              </w:rPr>
+              <w:t xml:space="preserve"> and will run through </w:t>
+            </w:r>
+            <w:r>
+              <w:rPr>
+                <w:rFonts w:ascii="Times New Roman" w:eastAsia="Times New Roman" w:hAnsi="Times New Roman" w:cs="Times New Roman"/>
+                <w:b/>
+                <w:bCs/>
+                <w:sz w:val="24"/>
+                <w:szCs w:val="24"/>
+              </w:rPr>
+              <w:t>[insert end date]</w:t>
+            </w:r>
+            <w:r>
+              <w:rPr>
+                <w:rFonts w:ascii="Times New Roman" w:eastAsia="Times New Roman" w:hAnsi="Times New Roman" w:cs="Times New Roman"/>
+                <w:sz w:val="24"/>
+                <w:szCs w:val="24"/>
+              </w:rPr>
+              <w:t>.</w:t>
+            </w:r>
+          </w:p>
+          <w:p>
+            <w:pPr>
+              <w:spacing w:before="100" w:beforeAutospacing="1" w:after="100" w:afterAutospacing="1"/>
+              <w:rPr>
+                <w:rFonts w:ascii="Times New Roman" w:eastAsia="Times New Roman" w:hAnsi="Times New Roman" w:cs="Times New Roman"/>
+                <w:sz w:val="24"/>
+                <w:szCs w:val="24"/>
+              </w:rPr>
+            </w:pPr>
+            <w:r>
+              <w:rPr>
+                <w:rFonts w:ascii="Times New Roman" w:eastAsia="Times New Roman" w:hAnsi="Times New Roman" w:cs="Times New Roman"/>
+                <w:sz w:val="24"/>
+                <w:szCs w:val="24"/>
+              </w:rPr>
+              <w:t xml:space="preserve">Students are encouraged to </w:t>
+            </w:r>
+            <w:r>
+              <w:rPr>
+                <w:rFonts w:ascii="Times New Roman" w:eastAsia="Times New Roman" w:hAnsi="Times New Roman" w:cs="Times New Roman"/>
+                <w:b/>
+                <w:bCs/>
+                <w:sz w:val="24"/>
+                <w:szCs w:val="24"/>
+              </w:rPr>
+              <w:t>check the notice boards</w:t>
+            </w:r>
+            <w:r>
+              <w:rPr>
+                <w:rFonts w:ascii="Times New Roman" w:eastAsia="Times New Roman" w:hAnsi="Times New Roman" w:cs="Times New Roman"/>
+                <w:sz w:val="24"/>
+                <w:szCs w:val="24"/>
+              </w:rPr>
+              <w:t xml:space="preserve">, the </w:t>
+            </w:r>
+            <w:r>
+              <w:rPr>
+                <w:rFonts w:ascii="Times New Roman" w:eastAsia="Times New Roman" w:hAnsi="Times New Roman" w:cs="Times New Roman"/>
+                <w:b/>
+                <w:bCs/>
+                <w:sz w:val="24"/>
+                <w:szCs w:val="24"/>
+              </w:rPr>
+              <w:t>school portal</w:t>
+            </w:r>
+            <w:r>
+              <w:rPr>
+                <w:rFonts w:ascii="Times New Roman" w:eastAsia="Times New Roman" w:hAnsi="Times New Roman" w:cs="Times New Roman"/>
+                <w:sz w:val="24"/>
+                <w:szCs w:val="24"/>
+              </w:rPr>
+              <w:t xml:space="preserve">, or their respective </w:t>
+            </w:r>
+            <w:r>
+              <w:rPr>
+                <w:rFonts w:ascii="Times New Roman" w:eastAsia="Times New Roman" w:hAnsi="Times New Roman" w:cs="Times New Roman"/>
+                <w:b/>
+                <w:bCs/>
+                <w:sz w:val="24"/>
+                <w:szCs w:val="24"/>
+              </w:rPr>
+              <w:t>class WhatsApp groups</w:t>
+            </w:r>
+            <w:r>
+              <w:rPr>
+                <w:rFonts w:ascii="Times New Roman" w:eastAsia="Times New Roman" w:hAnsi="Times New Roman" w:cs="Times New Roman"/>
+                <w:sz w:val="24"/>
+                <w:szCs w:val="24"/>
+              </w:rPr>
+              <w:t xml:space="preserve"> for the full timetable. Kindly ensure that you prepare accordingly and observe all exam regulations.</w:t>
+            </w:r>
+          </w:p>
+          <w:p>
+            <w:pPr>
+              <w:spacing w:before="100" w:beforeAutospacing="1" w:after="100" w:afterAutospacing="1"/>
+              <w:rPr>
+                <w:rFonts w:ascii="Times New Roman" w:eastAsia="Times New Roman" w:hAnsi="Times New Roman" w:cs="Times New Roman"/>
+                <w:sz w:val="24"/>
+                <w:szCs w:val="24"/>
+              </w:rPr>
+            </w:pPr>
+            <w:r>
+              <w:rPr>
+                <w:rFonts w:ascii="Times New Roman" w:eastAsia="Times New Roman" w:hAnsi="Times New Roman" w:cs="Times New Roman"/>
+                <w:sz w:val="24"/>
+                <w:szCs w:val="24"/>
+              </w:rPr>
+              <w:t>We advise students to:</w:t>
+            </w:r>
+          </w:p>
+          <w:p>
+            <w:pPr>
+              <w:numPr>
+                <w:ilvl w:val="0"/>
+                <w:numId w:val="2"/>
+              </w:numPr>
+              <w:spacing w:before="100" w:beforeAutospacing="1" w:after="100" w:afterAutospacing="1"/>
+              <w:rPr>
+                <w:rFonts w:ascii="Times New Roman" w:eastAsia="Times New Roman" w:hAnsi="Times New Roman" w:cs="Times New Roman"/>
+                <w:sz w:val="24"/>
+                <w:szCs w:val="24"/>
+              </w:rPr>
+            </w:pPr>
+            <w:r>
+              <w:rPr>
+                <w:rFonts w:ascii="Times New Roman" w:eastAsia="Times New Roman" w:hAnsi="Times New Roman" w:cs="Times New Roman"/>
+                <w:b/>
+                <w:bCs/>
+                <w:sz w:val="24"/>
+                <w:szCs w:val="24"/>
+              </w:rPr>
+              <w:t>Review their syllabi and class notes regularly</w:t>
+            </w:r>
+          </w:p>
+          <w:p>
+            <w:pPr>
+              <w:numPr>
+                <w:ilvl w:val="0"/>
+                <w:numId w:val="2"/>
+              </w:numPr>
+              <w:spacing w:before="100" w:beforeAutospacing="1" w:after="100" w:afterAutospacing="1"/>
+              <w:rPr>
+                <w:rFonts w:ascii="Times New Roman" w:eastAsia="Times New Roman" w:hAnsi="Times New Roman" w:cs="Times New Roman"/>
+                <w:sz w:val="24"/>
+                <w:szCs w:val="24"/>
+              </w:rPr>
+            </w:pPr>
+            <w:r>
+              <w:rPr>
+                <w:rFonts w:ascii="Times New Roman" w:eastAsia="Times New Roman" w:hAnsi="Times New Roman" w:cs="Times New Roman"/>
+                <w:b/>
+                <w:bCs/>
+                <w:sz w:val="24"/>
+                <w:szCs w:val="24"/>
+              </w:rPr>
+              <w:t>Seek academic support from teachers where needed</w:t>
+            </w:r>
+          </w:p>
+          <w:p>
+            <w:pPr>
+              <w:numPr>
+                <w:ilvl w:val="0"/>
+                <w:numId w:val="2"/>
+              </w:numPr>
+              <w:spacing w:before="100" w:beforeAutospacing="1" w:after="100" w:afterAutospacing="1"/>
+              <w:rPr>
+                <w:rFonts w:ascii="Times New Roman" w:eastAsia="Times New Roman" w:hAnsi="Times New Roman" w:cs="Times New Roman"/>
+                <w:sz w:val="24"/>
+                <w:szCs w:val="24"/>
+              </w:rPr>
+            </w:pPr>
+            <w:r>
+              <w:rPr>
+                <w:rFonts w:ascii="Times New Roman" w:eastAsia="Times New Roman" w:hAnsi="Times New Roman" w:cs="Times New Roman"/>
+                <w:b/>
+                <w:bCs/>
+                <w:sz w:val="24"/>
+                <w:szCs w:val="24"/>
+              </w:rPr>
+              <w:t>Balance study with rest for better performance</w:t>
+            </w:r>
+          </w:p>
+          <w:p>
+            <w:pPr>
+              <w:spacing w:before="100" w:beforeAutospacing="1" w:after="100" w:afterAutospacing="1"/>
+              <w:rPr>
+                <w:rFonts w:ascii="Times New Roman" w:eastAsia="Times New Roman" w:hAnsi="Times New Roman" w:cs="Times New Roman"/>
+                <w:sz w:val="24"/>
+                <w:szCs w:val="24"/>
+              </w:rPr>
+            </w:pPr>
+            <w:r>
+              <w:rPr>
+                <w:rFonts w:ascii="Times New Roman" w:eastAsia="Times New Roman" w:hAnsi="Times New Roman" w:cs="Times New Roman"/>
+                <w:sz w:val="24"/>
+                <w:szCs w:val="24"/>
+              </w:rPr>
+              <w:t>Wishing all students the very best in their preparations and upcoming exams.</w:t>
+            </w:r>
+          </w:p>
+          <w:p>
+            <w:pPr>
+              <w:spacing w:before="100" w:beforeAutospacing="1" w:after="100" w:afterAutospacing="1"/>
+              <w:rPr>
+                <w:rFonts w:ascii="Times New Roman" w:eastAsia="Times New Roman" w:hAnsi="Times New Roman" w:cs="Times New Roman"/>
+                <w:sz w:val="24"/>
+                <w:szCs w:val="24"/>
+              </w:rPr>
+            </w:pPr>
+            <w:r>
+              <w:rPr>
+                <w:rFonts w:ascii="Segoe UI Emoji" w:eastAsia="Times New Roman" w:hAnsi="Segoe UI Emoji" w:cs="Segoe UI Emoji"/>
+                <w:sz w:val="24"/>
+                <w:szCs w:val="24"/>
+              </w:rPr>
+              <w:t>📌</w:t>
+            </w:r>
+            <w:r>
+              <w:rPr>
+                <w:rFonts w:ascii="Times New Roman" w:eastAsia="Times New Roman" w:hAnsi="Times New Roman" w:cs="Times New Roman"/>
+                <w:sz w:val="24"/>
+                <w:szCs w:val="24"/>
+              </w:rPr>
+              <w:t xml:space="preserve"> </w:t>
+            </w:r>
+            <w:r>
+              <w:rPr>
+                <w:rFonts w:ascii="Times New Roman" w:eastAsia="Times New Roman" w:hAnsi="Times New Roman" w:cs="Times New Roman"/>
+                <w:i/>
+                <w:iCs/>
+                <w:sz w:val="24"/>
+                <w:szCs w:val="24"/>
+              </w:rPr>
+              <w:t>For inquiries or clarification, please contact the academic office.</w:t>
+            </w:r>
+          </w:p>
+          <w:p>
+            <w:pPr>
+              <w:pStyle w:val="ListParagraph"/>
+              <w:ind w:left="0"/>
+              <w:rPr>
+                <w:rFonts w:ascii="Arial" w:hAnsi="Arial" w:cs="Arial"/>
+                <w:sz w:val="20"/>
+                <w:szCs w:val="20"/>
+              </w:rPr>
+            </w:pPr>
+          </w:p>
+        </w:tc>
+        <w:tc>
+          <w:tcPr>
+            <w:tcW w:w="1620" w:type="dxa"/>
+          </w:tcPr>
+          <w:p>
+            <w:pPr>
+              <w:pStyle w:val="ListParagraph"/>
+              <w:ind w:left="0"/>
+              <w:rPr>
+                <w:rFonts w:ascii="Arial" w:hAnsi="Arial" w:cs="Arial"/>
+                <w:sz w:val="20"/>
+                <w:szCs w:val="20"/>
+              </w:rPr>
+            </w:pPr>
+          </w:p>
+        </w:tc>
+        <w:tc>
+          <w:tcPr>
+            <w:tcW w:w="2070" w:type="dxa"/>
+          </w:tcPr>
+          <w:p>
+            <w:pPr>
+              <w:pStyle w:val="ListParagraph"/>
+              <w:ind w:left="0"/>
+              <w:rPr>
+                <w:rFonts w:ascii="Arial" w:hAnsi="Arial" w:cs="Arial"/>
+                <w:sz w:val="20"/>
+                <w:szCs w:val="20"/>
+              </w:rPr>
+            </w:pPr>
+          </w:p>
+        </w:tc>
+        <w:tc>
+          <w:tcPr>
+            <w:tcW w:w="1350" w:type="dxa"/>
+          </w:tcPr>
+          <w:p>
+            <w:pPr>
+              <w:pStyle w:val="ListParagraph"/>
+              <w:ind w:left="0"/>
+              <w:rPr>
+                <w:rFonts w:ascii="Arial" w:hAnsi="Arial" w:cs="Arial"/>
+                <w:sz w:val="20"/>
+                <w:szCs w:val="20"/>
+              </w:rPr>
+            </w:pPr>
+          </w:p>
+        </w:tc>
+        <w:tc>
+          <w:tcPr>
+            <w:tcW w:w="1440" w:type="dxa"/>
+          </w:tcPr>
+          <w:p>
+            <w:pPr>
+              <w:pStyle w:val="ListParagraph"/>
+              <w:ind w:left="0"/>
+              <w:rPr>
+                <w:rFonts w:ascii="Arial" w:hAnsi="Arial" w:cs="Arial"/>
+                <w:sz w:val="20"/>
+                <w:szCs w:val="20"/>
+              </w:rPr>
+            </w:pPr>
+          </w:p>
+        </w:tc>
+        <w:tc>
+          <w:tcPr>
+            <w:tcW w:w="1440" w:type="dxa"/>
+          </w:tcPr>
+          <w:p>
+            <w:pPr>
+              <w:pStyle w:val="ListParagraph"/>
+              <w:ind w:left="0"/>
+              <w:rPr>
+                <w:rFonts w:ascii="Arial" w:hAnsi="Arial" w:cs="Arial"/>
+                <w:sz w:val="20"/>
+                <w:szCs w:val="20"/>
+              </w:rPr>
+            </w:pPr>
+            <w:r>
+              <w:rPr>
+                <w:rFonts w:ascii="Arial" w:hAnsi="Arial" w:cs="Arial"/>
+                <w:sz w:val="20"/>
+                <w:szCs w:val="20"/>
+              </w:rPr>
+              <w:t>[</w:t>
+            </w:r>
+            <w:r>
+              <w:rPr>
+                <w:rFonts w:ascii="Arial" w:hAnsi="Arial" w:cs="Arial"/>
+                <w:color w:val="FF0000"/>
+                <w:sz w:val="20"/>
+                <w:szCs w:val="20"/>
+              </w:rPr>
+              <w:t>Check out the screenshot I sent yesterday</w:t>
+            </w:r>
+            <w:r>
+              <w:rPr>
+                <w:rFonts w:ascii="Arial" w:hAnsi="Arial" w:cs="Arial"/>
+                <w:sz w:val="20"/>
+                <w:szCs w:val="20"/>
+              </w:rPr>
+              <w:t>]</w:t>
+            </w:r>
+          </w:p>
+        </w:tc>
+        <w:tc>
+          <w:tcPr>
+            <w:tcW w:w="1080" w:type="dxa"/>
+          </w:tcPr>
+          <w:p>
+            <w:pPr>
+              <w:pStyle w:val="ListParagraph"/>
+              <w:ind w:left="0"/>
+              <w:rPr>
+                <w:rFonts w:ascii="Arial" w:hAnsi="Arial" w:cs="Arial"/>
+                <w:sz w:val="20"/>
+                <w:szCs w:val="20"/>
+              </w:rPr>
+            </w:pPr>
+          </w:p>
+        </w:tc>
+        <w:tc>
+          <w:tcPr>
+            <w:tcW w:w="1080" w:type="dxa"/>
+          </w:tcPr>
+          <w:p>
+            <w:pPr>
+              <w:pStyle w:val="ListParagraph"/>
+              <w:ind w:left="0"/>
+              <w:rPr>
+                <w:rFonts w:ascii="Arial" w:hAnsi="Arial" w:cs="Arial"/>
+                <w:sz w:val="20"/>
+                <w:szCs w:val="20"/>
+              </w:rPr>
+            </w:pPr>
+          </w:p>
+        </w:tc>
+        <w:tc>
+          <w:tcPr>
+            <w:tcW w:w="1530" w:type="dxa"/>
           </w:tcPr>
           <w:p>
             <w:pPr>
@@ -5111,167 +5618,167 @@
       <w:tr>
         <w:tc>
           <w:tcPr>
-            <w:tcW w:w="1177" w:type="dxa"/>
-          </w:tcPr>
-          <w:p>
-            <w:pPr>
-              <w:pStyle w:val="ListParagraph"/>
-              <w:ind w:left="0"/>
-              <w:rPr>
-                <w:rFonts w:ascii="Arial" w:hAnsi="Arial" w:cs="Arial"/>
-                <w:sz w:val="20"/>
-                <w:szCs w:val="20"/>
-              </w:rPr>
-            </w:pPr>
-          </w:p>
-        </w:tc>
-        <w:tc>
-          <w:tcPr>
-            <w:tcW w:w="1177" w:type="dxa"/>
-          </w:tcPr>
-          <w:p>
-            <w:pPr>
-              <w:pStyle w:val="ListParagraph"/>
-              <w:ind w:left="0"/>
-              <w:rPr>
-                <w:rFonts w:ascii="Arial" w:hAnsi="Arial" w:cs="Arial"/>
-                <w:sz w:val="20"/>
-                <w:szCs w:val="20"/>
-              </w:rPr>
-            </w:pPr>
-          </w:p>
-        </w:tc>
-        <w:tc>
-          <w:tcPr>
-            <w:tcW w:w="1177" w:type="dxa"/>
-          </w:tcPr>
-          <w:p>
-            <w:pPr>
-              <w:pStyle w:val="ListParagraph"/>
-              <w:ind w:left="0"/>
-              <w:rPr>
-                <w:rFonts w:ascii="Arial" w:hAnsi="Arial" w:cs="Arial"/>
-                <w:sz w:val="20"/>
-                <w:szCs w:val="20"/>
-              </w:rPr>
-            </w:pPr>
-          </w:p>
-        </w:tc>
-        <w:tc>
-          <w:tcPr>
-            <w:tcW w:w="1177" w:type="dxa"/>
-          </w:tcPr>
-          <w:p>
-            <w:pPr>
-              <w:pStyle w:val="ListParagraph"/>
-              <w:ind w:left="0"/>
-              <w:rPr>
-                <w:rFonts w:ascii="Arial" w:hAnsi="Arial" w:cs="Arial"/>
-                <w:sz w:val="20"/>
-                <w:szCs w:val="20"/>
-              </w:rPr>
-            </w:pPr>
-          </w:p>
-        </w:tc>
-        <w:tc>
-          <w:tcPr>
-            <w:tcW w:w="1177" w:type="dxa"/>
-          </w:tcPr>
-          <w:p>
-            <w:pPr>
-              <w:pStyle w:val="ListParagraph"/>
-              <w:ind w:left="0"/>
-              <w:rPr>
-                <w:rFonts w:ascii="Arial" w:hAnsi="Arial" w:cs="Arial"/>
-                <w:sz w:val="20"/>
-                <w:szCs w:val="20"/>
-              </w:rPr>
-            </w:pPr>
-          </w:p>
-        </w:tc>
-        <w:tc>
-          <w:tcPr>
-            <w:tcW w:w="1177" w:type="dxa"/>
-          </w:tcPr>
-          <w:p>
-            <w:pPr>
-              <w:pStyle w:val="ListParagraph"/>
-              <w:ind w:left="0"/>
-              <w:rPr>
-                <w:rFonts w:ascii="Arial" w:hAnsi="Arial" w:cs="Arial"/>
-                <w:sz w:val="20"/>
-                <w:szCs w:val="20"/>
-              </w:rPr>
-            </w:pPr>
-          </w:p>
-        </w:tc>
-        <w:tc>
-          <w:tcPr>
-            <w:tcW w:w="1177" w:type="dxa"/>
-          </w:tcPr>
-          <w:p>
-            <w:pPr>
-              <w:pStyle w:val="ListParagraph"/>
-              <w:ind w:left="0"/>
-              <w:rPr>
-                <w:rFonts w:ascii="Arial" w:hAnsi="Arial" w:cs="Arial"/>
-                <w:sz w:val="20"/>
-                <w:szCs w:val="20"/>
-              </w:rPr>
-            </w:pPr>
-          </w:p>
-        </w:tc>
-        <w:tc>
-          <w:tcPr>
-            <w:tcW w:w="1177" w:type="dxa"/>
-          </w:tcPr>
-          <w:p>
-            <w:pPr>
-              <w:pStyle w:val="ListParagraph"/>
-              <w:ind w:left="0"/>
-              <w:rPr>
-                <w:rFonts w:ascii="Arial" w:hAnsi="Arial" w:cs="Arial"/>
-                <w:sz w:val="20"/>
-                <w:szCs w:val="20"/>
-              </w:rPr>
-            </w:pPr>
-          </w:p>
-        </w:tc>
-        <w:tc>
-          <w:tcPr>
-            <w:tcW w:w="1178" w:type="dxa"/>
-          </w:tcPr>
-          <w:p>
-            <w:pPr>
-              <w:pStyle w:val="ListParagraph"/>
-              <w:ind w:left="0"/>
-              <w:rPr>
-                <w:rFonts w:ascii="Arial" w:hAnsi="Arial" w:cs="Arial"/>
-                <w:sz w:val="20"/>
-                <w:szCs w:val="20"/>
-              </w:rPr>
-            </w:pPr>
-          </w:p>
-        </w:tc>
-        <w:tc>
-          <w:tcPr>
-            <w:tcW w:w="1178" w:type="dxa"/>
-          </w:tcPr>
-          <w:p>
-            <w:pPr>
-              <w:pStyle w:val="ListParagraph"/>
-              <w:ind w:left="0"/>
-              <w:rPr>
-                <w:rFonts w:ascii="Arial" w:hAnsi="Arial" w:cs="Arial"/>
-                <w:sz w:val="20"/>
-                <w:szCs w:val="20"/>
-              </w:rPr>
-            </w:pPr>
-          </w:p>
-        </w:tc>
-        <w:tc>
-          <w:tcPr>
-            <w:tcW w:w="1178" w:type="dxa"/>
+            <w:tcW w:w="1256" w:type="dxa"/>
+          </w:tcPr>
+          <w:p>
+            <w:pPr>
+              <w:pStyle w:val="ListParagraph"/>
+              <w:ind w:left="0"/>
+              <w:rPr>
+                <w:rFonts w:ascii="Arial" w:hAnsi="Arial" w:cs="Arial"/>
+                <w:sz w:val="20"/>
+                <w:szCs w:val="20"/>
+              </w:rPr>
+            </w:pPr>
+          </w:p>
+        </w:tc>
+        <w:tc>
+          <w:tcPr>
+            <w:tcW w:w="1661" w:type="dxa"/>
+          </w:tcPr>
+          <w:p>
+            <w:pPr>
+              <w:pStyle w:val="ListParagraph"/>
+              <w:ind w:left="0"/>
+              <w:rPr>
+                <w:rFonts w:ascii="Arial" w:hAnsi="Arial" w:cs="Arial"/>
+                <w:sz w:val="20"/>
+                <w:szCs w:val="20"/>
+              </w:rPr>
+            </w:pPr>
+          </w:p>
+        </w:tc>
+        <w:tc>
+          <w:tcPr>
+            <w:tcW w:w="4818" w:type="dxa"/>
+          </w:tcPr>
+          <w:p>
+            <w:pPr>
+              <w:pStyle w:val="ListParagraph"/>
+              <w:ind w:left="0"/>
+              <w:rPr>
+                <w:rFonts w:ascii="Arial" w:hAnsi="Arial" w:cs="Arial"/>
+                <w:sz w:val="20"/>
+                <w:szCs w:val="20"/>
+              </w:rPr>
+            </w:pPr>
+          </w:p>
+        </w:tc>
+        <w:tc>
+          <w:tcPr>
+            <w:tcW w:w="1620" w:type="dxa"/>
+          </w:tcPr>
+          <w:p>
+            <w:pPr>
+              <w:pStyle w:val="ListParagraph"/>
+              <w:ind w:left="0"/>
+              <w:rPr>
+                <w:rFonts w:ascii="Arial" w:hAnsi="Arial" w:cs="Arial"/>
+                <w:sz w:val="20"/>
+                <w:szCs w:val="20"/>
+              </w:rPr>
+            </w:pPr>
+          </w:p>
+        </w:tc>
+        <w:tc>
+          <w:tcPr>
+            <w:tcW w:w="2070" w:type="dxa"/>
+          </w:tcPr>
+          <w:p>
+            <w:pPr>
+              <w:pStyle w:val="ListParagraph"/>
+              <w:ind w:left="0"/>
+              <w:rPr>
+                <w:rFonts w:ascii="Arial" w:hAnsi="Arial" w:cs="Arial"/>
+                <w:sz w:val="20"/>
+                <w:szCs w:val="20"/>
+              </w:rPr>
+            </w:pPr>
+          </w:p>
+        </w:tc>
+        <w:tc>
+          <w:tcPr>
+            <w:tcW w:w="1350" w:type="dxa"/>
+          </w:tcPr>
+          <w:p>
+            <w:pPr>
+              <w:pStyle w:val="ListParagraph"/>
+              <w:ind w:left="0"/>
+              <w:rPr>
+                <w:rFonts w:ascii="Arial" w:hAnsi="Arial" w:cs="Arial"/>
+                <w:sz w:val="20"/>
+                <w:szCs w:val="20"/>
+              </w:rPr>
+            </w:pPr>
+          </w:p>
+        </w:tc>
+        <w:tc>
+          <w:tcPr>
+            <w:tcW w:w="1440" w:type="dxa"/>
+          </w:tcPr>
+          <w:p>
+            <w:pPr>
+              <w:pStyle w:val="ListParagraph"/>
+              <w:ind w:left="0"/>
+              <w:rPr>
+                <w:rFonts w:ascii="Arial" w:hAnsi="Arial" w:cs="Arial"/>
+                <w:sz w:val="20"/>
+                <w:szCs w:val="20"/>
+              </w:rPr>
+            </w:pPr>
+          </w:p>
+        </w:tc>
+        <w:tc>
+          <w:tcPr>
+            <w:tcW w:w="1440" w:type="dxa"/>
+          </w:tcPr>
+          <w:p>
+            <w:pPr>
+              <w:pStyle w:val="ListParagraph"/>
+              <w:ind w:left="0"/>
+              <w:rPr>
+                <w:rFonts w:ascii="Arial" w:hAnsi="Arial" w:cs="Arial"/>
+                <w:sz w:val="20"/>
+                <w:szCs w:val="20"/>
+              </w:rPr>
+            </w:pPr>
+          </w:p>
+        </w:tc>
+        <w:tc>
+          <w:tcPr>
+            <w:tcW w:w="1080" w:type="dxa"/>
+          </w:tcPr>
+          <w:p>
+            <w:pPr>
+              <w:pStyle w:val="ListParagraph"/>
+              <w:ind w:left="0"/>
+              <w:rPr>
+                <w:rFonts w:ascii="Arial" w:hAnsi="Arial" w:cs="Arial"/>
+                <w:sz w:val="20"/>
+                <w:szCs w:val="20"/>
+              </w:rPr>
+            </w:pPr>
+          </w:p>
+        </w:tc>
+        <w:tc>
+          <w:tcPr>
+            <w:tcW w:w="1080" w:type="dxa"/>
+          </w:tcPr>
+          <w:p>
+            <w:pPr>
+              <w:pStyle w:val="ListParagraph"/>
+              <w:ind w:left="0"/>
+              <w:rPr>
+                <w:rFonts w:ascii="Arial" w:hAnsi="Arial" w:cs="Arial"/>
+                <w:sz w:val="20"/>
+                <w:szCs w:val="20"/>
+              </w:rPr>
+            </w:pPr>
+          </w:p>
+        </w:tc>
+        <w:tc>
+          <w:tcPr>
+            <w:tcW w:w="1530" w:type="dxa"/>
           </w:tcPr>
           <w:p>
             <w:pPr>
@@ -5289,167 +5796,167 @@
       <w:tr>
         <w:tc>
           <w:tcPr>
-            <w:tcW w:w="1177" w:type="dxa"/>
-          </w:tcPr>
-          <w:p>
-            <w:pPr>
-              <w:pStyle w:val="ListParagraph"/>
-              <w:ind w:left="0"/>
-              <w:rPr>
-                <w:rFonts w:ascii="Arial" w:hAnsi="Arial" w:cs="Arial"/>
-                <w:sz w:val="20"/>
-                <w:szCs w:val="20"/>
-              </w:rPr>
-            </w:pPr>
-          </w:p>
-        </w:tc>
-        <w:tc>
-          <w:tcPr>
-            <w:tcW w:w="1177" w:type="dxa"/>
-          </w:tcPr>
-          <w:p>
-            <w:pPr>
-              <w:pStyle w:val="ListParagraph"/>
-              <w:ind w:left="0"/>
-              <w:rPr>
-                <w:rFonts w:ascii="Arial" w:hAnsi="Arial" w:cs="Arial"/>
-                <w:sz w:val="20"/>
-                <w:szCs w:val="20"/>
-              </w:rPr>
-            </w:pPr>
-          </w:p>
-        </w:tc>
-        <w:tc>
-          <w:tcPr>
-            <w:tcW w:w="1177" w:type="dxa"/>
-          </w:tcPr>
-          <w:p>
-            <w:pPr>
-              <w:pStyle w:val="ListParagraph"/>
-              <w:ind w:left="0"/>
-              <w:rPr>
-                <w:rFonts w:ascii="Arial" w:hAnsi="Arial" w:cs="Arial"/>
-                <w:sz w:val="20"/>
-                <w:szCs w:val="20"/>
-              </w:rPr>
-            </w:pPr>
-          </w:p>
-        </w:tc>
-        <w:tc>
-          <w:tcPr>
-            <w:tcW w:w="1177" w:type="dxa"/>
-          </w:tcPr>
-          <w:p>
-            <w:pPr>
-              <w:pStyle w:val="ListParagraph"/>
-              <w:ind w:left="0"/>
-              <w:rPr>
-                <w:rFonts w:ascii="Arial" w:hAnsi="Arial" w:cs="Arial"/>
-                <w:sz w:val="20"/>
-                <w:szCs w:val="20"/>
-              </w:rPr>
-            </w:pPr>
-          </w:p>
-        </w:tc>
-        <w:tc>
-          <w:tcPr>
-            <w:tcW w:w="1177" w:type="dxa"/>
-          </w:tcPr>
-          <w:p>
-            <w:pPr>
-              <w:pStyle w:val="ListParagraph"/>
-              <w:ind w:left="0"/>
-              <w:rPr>
-                <w:rFonts w:ascii="Arial" w:hAnsi="Arial" w:cs="Arial"/>
-                <w:sz w:val="20"/>
-                <w:szCs w:val="20"/>
-              </w:rPr>
-            </w:pPr>
-          </w:p>
-        </w:tc>
-        <w:tc>
-          <w:tcPr>
-            <w:tcW w:w="1177" w:type="dxa"/>
-          </w:tcPr>
-          <w:p>
-            <w:pPr>
-              <w:pStyle w:val="ListParagraph"/>
-              <w:ind w:left="0"/>
-              <w:rPr>
-                <w:rFonts w:ascii="Arial" w:hAnsi="Arial" w:cs="Arial"/>
-                <w:sz w:val="20"/>
-                <w:szCs w:val="20"/>
-              </w:rPr>
-            </w:pPr>
-          </w:p>
-        </w:tc>
-        <w:tc>
-          <w:tcPr>
-            <w:tcW w:w="1177" w:type="dxa"/>
-          </w:tcPr>
-          <w:p>
-            <w:pPr>
-              <w:pStyle w:val="ListParagraph"/>
-              <w:ind w:left="0"/>
-              <w:rPr>
-                <w:rFonts w:ascii="Arial" w:hAnsi="Arial" w:cs="Arial"/>
-                <w:sz w:val="20"/>
-                <w:szCs w:val="20"/>
-              </w:rPr>
-            </w:pPr>
-          </w:p>
-        </w:tc>
-        <w:tc>
-          <w:tcPr>
-            <w:tcW w:w="1177" w:type="dxa"/>
-          </w:tcPr>
-          <w:p>
-            <w:pPr>
-              <w:pStyle w:val="ListParagraph"/>
-              <w:ind w:left="0"/>
-              <w:rPr>
-                <w:rFonts w:ascii="Arial" w:hAnsi="Arial" w:cs="Arial"/>
-                <w:sz w:val="20"/>
-                <w:szCs w:val="20"/>
-              </w:rPr>
-            </w:pPr>
-          </w:p>
-        </w:tc>
-        <w:tc>
-          <w:tcPr>
-            <w:tcW w:w="1178" w:type="dxa"/>
-          </w:tcPr>
-          <w:p>
-            <w:pPr>
-              <w:pStyle w:val="ListParagraph"/>
-              <w:ind w:left="0"/>
-              <w:rPr>
-                <w:rFonts w:ascii="Arial" w:hAnsi="Arial" w:cs="Arial"/>
-                <w:sz w:val="20"/>
-                <w:szCs w:val="20"/>
-              </w:rPr>
-            </w:pPr>
-          </w:p>
-        </w:tc>
-        <w:tc>
-          <w:tcPr>
-            <w:tcW w:w="1178" w:type="dxa"/>
-          </w:tcPr>
-          <w:p>
-            <w:pPr>
-              <w:pStyle w:val="ListParagraph"/>
-              <w:ind w:left="0"/>
-              <w:rPr>
-                <w:rFonts w:ascii="Arial" w:hAnsi="Arial" w:cs="Arial"/>
-                <w:sz w:val="20"/>
-                <w:szCs w:val="20"/>
-              </w:rPr>
-            </w:pPr>
-          </w:p>
-        </w:tc>
-        <w:tc>
-          <w:tcPr>
-            <w:tcW w:w="1178" w:type="dxa"/>
+            <w:tcW w:w="1256" w:type="dxa"/>
+          </w:tcPr>
+          <w:p>
+            <w:pPr>
+              <w:pStyle w:val="ListParagraph"/>
+              <w:ind w:left="0"/>
+              <w:rPr>
+                <w:rFonts w:ascii="Arial" w:hAnsi="Arial" w:cs="Arial"/>
+                <w:sz w:val="20"/>
+                <w:szCs w:val="20"/>
+              </w:rPr>
+            </w:pPr>
+          </w:p>
+        </w:tc>
+        <w:tc>
+          <w:tcPr>
+            <w:tcW w:w="1661" w:type="dxa"/>
+          </w:tcPr>
+          <w:p>
+            <w:pPr>
+              <w:pStyle w:val="ListParagraph"/>
+              <w:ind w:left="0"/>
+              <w:rPr>
+                <w:rFonts w:ascii="Arial" w:hAnsi="Arial" w:cs="Arial"/>
+                <w:sz w:val="20"/>
+                <w:szCs w:val="20"/>
+              </w:rPr>
+            </w:pPr>
+          </w:p>
+        </w:tc>
+        <w:tc>
+          <w:tcPr>
+            <w:tcW w:w="4818" w:type="dxa"/>
+          </w:tcPr>
+          <w:p>
+            <w:pPr>
+              <w:pStyle w:val="ListParagraph"/>
+              <w:ind w:left="0"/>
+              <w:rPr>
+                <w:rFonts w:ascii="Arial" w:hAnsi="Arial" w:cs="Arial"/>
+                <w:sz w:val="20"/>
+                <w:szCs w:val="20"/>
+              </w:rPr>
+            </w:pPr>
+          </w:p>
+        </w:tc>
+        <w:tc>
+          <w:tcPr>
+            <w:tcW w:w="1620" w:type="dxa"/>
+          </w:tcPr>
+          <w:p>
+            <w:pPr>
+              <w:pStyle w:val="ListParagraph"/>
+              <w:ind w:left="0"/>
+              <w:rPr>
+                <w:rFonts w:ascii="Arial" w:hAnsi="Arial" w:cs="Arial"/>
+                <w:sz w:val="20"/>
+                <w:szCs w:val="20"/>
+              </w:rPr>
+            </w:pPr>
+          </w:p>
+        </w:tc>
+        <w:tc>
+          <w:tcPr>
+            <w:tcW w:w="2070" w:type="dxa"/>
+          </w:tcPr>
+          <w:p>
+            <w:pPr>
+              <w:pStyle w:val="ListParagraph"/>
+              <w:ind w:left="0"/>
+              <w:rPr>
+                <w:rFonts w:ascii="Arial" w:hAnsi="Arial" w:cs="Arial"/>
+                <w:sz w:val="20"/>
+                <w:szCs w:val="20"/>
+              </w:rPr>
+            </w:pPr>
+          </w:p>
+        </w:tc>
+        <w:tc>
+          <w:tcPr>
+            <w:tcW w:w="1350" w:type="dxa"/>
+          </w:tcPr>
+          <w:p>
+            <w:pPr>
+              <w:pStyle w:val="ListParagraph"/>
+              <w:ind w:left="0"/>
+              <w:rPr>
+                <w:rFonts w:ascii="Arial" w:hAnsi="Arial" w:cs="Arial"/>
+                <w:sz w:val="20"/>
+                <w:szCs w:val="20"/>
+              </w:rPr>
+            </w:pPr>
+          </w:p>
+        </w:tc>
+        <w:tc>
+          <w:tcPr>
+            <w:tcW w:w="1440" w:type="dxa"/>
+          </w:tcPr>
+          <w:p>
+            <w:pPr>
+              <w:pStyle w:val="ListParagraph"/>
+              <w:ind w:left="0"/>
+              <w:rPr>
+                <w:rFonts w:ascii="Arial" w:hAnsi="Arial" w:cs="Arial"/>
+                <w:sz w:val="20"/>
+                <w:szCs w:val="20"/>
+              </w:rPr>
+            </w:pPr>
+          </w:p>
+        </w:tc>
+        <w:tc>
+          <w:tcPr>
+            <w:tcW w:w="1440" w:type="dxa"/>
+          </w:tcPr>
+          <w:p>
+            <w:pPr>
+              <w:pStyle w:val="ListParagraph"/>
+              <w:ind w:left="0"/>
+              <w:rPr>
+                <w:rFonts w:ascii="Arial" w:hAnsi="Arial" w:cs="Arial"/>
+                <w:sz w:val="20"/>
+                <w:szCs w:val="20"/>
+              </w:rPr>
+            </w:pPr>
+          </w:p>
+        </w:tc>
+        <w:tc>
+          <w:tcPr>
+            <w:tcW w:w="1080" w:type="dxa"/>
+          </w:tcPr>
+          <w:p>
+            <w:pPr>
+              <w:pStyle w:val="ListParagraph"/>
+              <w:ind w:left="0"/>
+              <w:rPr>
+                <w:rFonts w:ascii="Arial" w:hAnsi="Arial" w:cs="Arial"/>
+                <w:sz w:val="20"/>
+                <w:szCs w:val="20"/>
+              </w:rPr>
+            </w:pPr>
+          </w:p>
+        </w:tc>
+        <w:tc>
+          <w:tcPr>
+            <w:tcW w:w="1080" w:type="dxa"/>
+          </w:tcPr>
+          <w:p>
+            <w:pPr>
+              <w:pStyle w:val="ListParagraph"/>
+              <w:ind w:left="0"/>
+              <w:rPr>
+                <w:rFonts w:ascii="Arial" w:hAnsi="Arial" w:cs="Arial"/>
+                <w:sz w:val="20"/>
+                <w:szCs w:val="20"/>
+              </w:rPr>
+            </w:pPr>
+          </w:p>
+        </w:tc>
+        <w:tc>
+          <w:tcPr>
+            <w:tcW w:w="1530" w:type="dxa"/>
           </w:tcPr>
           <w:p>
             <w:pPr>
@@ -5467,167 +5974,167 @@
       <w:tr>
         <w:tc>
           <w:tcPr>
-            <w:tcW w:w="1177" w:type="dxa"/>
-          </w:tcPr>
-          <w:p>
-            <w:pPr>
-              <w:pStyle w:val="ListParagraph"/>
-              <w:ind w:left="0"/>
-              <w:rPr>
-                <w:rFonts w:ascii="Arial" w:hAnsi="Arial" w:cs="Arial"/>
-                <w:sz w:val="20"/>
-                <w:szCs w:val="20"/>
-              </w:rPr>
-            </w:pPr>
-          </w:p>
-        </w:tc>
-        <w:tc>
-          <w:tcPr>
-            <w:tcW w:w="1177" w:type="dxa"/>
-          </w:tcPr>
-          <w:p>
-            <w:pPr>
-              <w:pStyle w:val="ListParagraph"/>
-              <w:ind w:left="0"/>
-              <w:rPr>
-                <w:rFonts w:ascii="Arial" w:hAnsi="Arial" w:cs="Arial"/>
-                <w:sz w:val="20"/>
-                <w:szCs w:val="20"/>
-              </w:rPr>
-            </w:pPr>
-          </w:p>
-        </w:tc>
-        <w:tc>
-          <w:tcPr>
-            <w:tcW w:w="1177" w:type="dxa"/>
-          </w:tcPr>
-          <w:p>
-            <w:pPr>
-              <w:pStyle w:val="ListParagraph"/>
-              <w:ind w:left="0"/>
-              <w:rPr>
-                <w:rFonts w:ascii="Arial" w:hAnsi="Arial" w:cs="Arial"/>
-                <w:sz w:val="20"/>
-                <w:szCs w:val="20"/>
-              </w:rPr>
-            </w:pPr>
-          </w:p>
-        </w:tc>
-        <w:tc>
-          <w:tcPr>
-            <w:tcW w:w="1177" w:type="dxa"/>
-          </w:tcPr>
-          <w:p>
-            <w:pPr>
-              <w:pStyle w:val="ListParagraph"/>
-              <w:ind w:left="0"/>
-              <w:rPr>
-                <w:rFonts w:ascii="Arial" w:hAnsi="Arial" w:cs="Arial"/>
-                <w:sz w:val="20"/>
-                <w:szCs w:val="20"/>
-              </w:rPr>
-            </w:pPr>
-          </w:p>
-        </w:tc>
-        <w:tc>
-          <w:tcPr>
-            <w:tcW w:w="1177" w:type="dxa"/>
-          </w:tcPr>
-          <w:p>
-            <w:pPr>
-              <w:pStyle w:val="ListParagraph"/>
-              <w:ind w:left="0"/>
-              <w:rPr>
-                <w:rFonts w:ascii="Arial" w:hAnsi="Arial" w:cs="Arial"/>
-                <w:sz w:val="20"/>
-                <w:szCs w:val="20"/>
-              </w:rPr>
-            </w:pPr>
-          </w:p>
-        </w:tc>
-        <w:tc>
-          <w:tcPr>
-            <w:tcW w:w="1177" w:type="dxa"/>
-          </w:tcPr>
-          <w:p>
-            <w:pPr>
-              <w:pStyle w:val="ListParagraph"/>
-              <w:ind w:left="0"/>
-              <w:rPr>
-                <w:rFonts w:ascii="Arial" w:hAnsi="Arial" w:cs="Arial"/>
-                <w:sz w:val="20"/>
-                <w:szCs w:val="20"/>
-              </w:rPr>
-            </w:pPr>
-          </w:p>
-        </w:tc>
-        <w:tc>
-          <w:tcPr>
-            <w:tcW w:w="1177" w:type="dxa"/>
-          </w:tcPr>
-          <w:p>
-            <w:pPr>
-              <w:pStyle w:val="ListParagraph"/>
-              <w:ind w:left="0"/>
-              <w:rPr>
-                <w:rFonts w:ascii="Arial" w:hAnsi="Arial" w:cs="Arial"/>
-                <w:sz w:val="20"/>
-                <w:szCs w:val="20"/>
-              </w:rPr>
-            </w:pPr>
-          </w:p>
-        </w:tc>
-        <w:tc>
-          <w:tcPr>
-            <w:tcW w:w="1177" w:type="dxa"/>
-          </w:tcPr>
-          <w:p>
-            <w:pPr>
-              <w:pStyle w:val="ListParagraph"/>
-              <w:ind w:left="0"/>
-              <w:rPr>
-                <w:rFonts w:ascii="Arial" w:hAnsi="Arial" w:cs="Arial"/>
-                <w:sz w:val="20"/>
-                <w:szCs w:val="20"/>
-              </w:rPr>
-            </w:pPr>
-          </w:p>
-        </w:tc>
-        <w:tc>
-          <w:tcPr>
-            <w:tcW w:w="1178" w:type="dxa"/>
-          </w:tcPr>
-          <w:p>
-            <w:pPr>
-              <w:pStyle w:val="ListParagraph"/>
-              <w:ind w:left="0"/>
-              <w:rPr>
-                <w:rFonts w:ascii="Arial" w:hAnsi="Arial" w:cs="Arial"/>
-                <w:sz w:val="20"/>
-                <w:szCs w:val="20"/>
-              </w:rPr>
-            </w:pPr>
-          </w:p>
-        </w:tc>
-        <w:tc>
-          <w:tcPr>
-            <w:tcW w:w="1178" w:type="dxa"/>
-          </w:tcPr>
-          <w:p>
-            <w:pPr>
-              <w:pStyle w:val="ListParagraph"/>
-              <w:ind w:left="0"/>
-              <w:rPr>
-                <w:rFonts w:ascii="Arial" w:hAnsi="Arial" w:cs="Arial"/>
-                <w:sz w:val="20"/>
-                <w:szCs w:val="20"/>
-              </w:rPr>
-            </w:pPr>
-          </w:p>
-        </w:tc>
-        <w:tc>
-          <w:tcPr>
-            <w:tcW w:w="1178" w:type="dxa"/>
+            <w:tcW w:w="1256" w:type="dxa"/>
+          </w:tcPr>
+          <w:p>
+            <w:pPr>
+              <w:pStyle w:val="ListParagraph"/>
+              <w:ind w:left="0"/>
+              <w:rPr>
+                <w:rFonts w:ascii="Arial" w:hAnsi="Arial" w:cs="Arial"/>
+                <w:sz w:val="20"/>
+                <w:szCs w:val="20"/>
+              </w:rPr>
+            </w:pPr>
+          </w:p>
+        </w:tc>
+        <w:tc>
+          <w:tcPr>
+            <w:tcW w:w="1661" w:type="dxa"/>
+          </w:tcPr>
+          <w:p>
+            <w:pPr>
+              <w:pStyle w:val="ListParagraph"/>
+              <w:ind w:left="0"/>
+              <w:rPr>
+                <w:rFonts w:ascii="Arial" w:hAnsi="Arial" w:cs="Arial"/>
+                <w:sz w:val="20"/>
+                <w:szCs w:val="20"/>
+              </w:rPr>
+            </w:pPr>
+          </w:p>
+        </w:tc>
+        <w:tc>
+          <w:tcPr>
+            <w:tcW w:w="4818" w:type="dxa"/>
+          </w:tcPr>
+          <w:p>
+            <w:pPr>
+              <w:pStyle w:val="ListParagraph"/>
+              <w:ind w:left="0"/>
+              <w:rPr>
+                <w:rFonts w:ascii="Arial" w:hAnsi="Arial" w:cs="Arial"/>
+                <w:sz w:val="20"/>
+                <w:szCs w:val="20"/>
+              </w:rPr>
+            </w:pPr>
+          </w:p>
+        </w:tc>
+        <w:tc>
+          <w:tcPr>
+            <w:tcW w:w="1620" w:type="dxa"/>
+          </w:tcPr>
+          <w:p>
+            <w:pPr>
+              <w:pStyle w:val="ListParagraph"/>
+              <w:ind w:left="0"/>
+              <w:rPr>
+                <w:rFonts w:ascii="Arial" w:hAnsi="Arial" w:cs="Arial"/>
+                <w:sz w:val="20"/>
+                <w:szCs w:val="20"/>
+              </w:rPr>
+            </w:pPr>
+          </w:p>
+        </w:tc>
+        <w:tc>
+          <w:tcPr>
+            <w:tcW w:w="2070" w:type="dxa"/>
+          </w:tcPr>
+          <w:p>
+            <w:pPr>
+              <w:pStyle w:val="ListParagraph"/>
+              <w:ind w:left="0"/>
+              <w:rPr>
+                <w:rFonts w:ascii="Arial" w:hAnsi="Arial" w:cs="Arial"/>
+                <w:sz w:val="20"/>
+                <w:szCs w:val="20"/>
+              </w:rPr>
+            </w:pPr>
+          </w:p>
+        </w:tc>
+        <w:tc>
+          <w:tcPr>
+            <w:tcW w:w="1350" w:type="dxa"/>
+          </w:tcPr>
+          <w:p>
+            <w:pPr>
+              <w:pStyle w:val="ListParagraph"/>
+              <w:ind w:left="0"/>
+              <w:rPr>
+                <w:rFonts w:ascii="Arial" w:hAnsi="Arial" w:cs="Arial"/>
+                <w:sz w:val="20"/>
+                <w:szCs w:val="20"/>
+              </w:rPr>
+            </w:pPr>
+          </w:p>
+        </w:tc>
+        <w:tc>
+          <w:tcPr>
+            <w:tcW w:w="1440" w:type="dxa"/>
+          </w:tcPr>
+          <w:p>
+            <w:pPr>
+              <w:pStyle w:val="ListParagraph"/>
+              <w:ind w:left="0"/>
+              <w:rPr>
+                <w:rFonts w:ascii="Arial" w:hAnsi="Arial" w:cs="Arial"/>
+                <w:sz w:val="20"/>
+                <w:szCs w:val="20"/>
+              </w:rPr>
+            </w:pPr>
+          </w:p>
+        </w:tc>
+        <w:tc>
+          <w:tcPr>
+            <w:tcW w:w="1440" w:type="dxa"/>
+          </w:tcPr>
+          <w:p>
+            <w:pPr>
+              <w:pStyle w:val="ListParagraph"/>
+              <w:ind w:left="0"/>
+              <w:rPr>
+                <w:rFonts w:ascii="Arial" w:hAnsi="Arial" w:cs="Arial"/>
+                <w:sz w:val="20"/>
+                <w:szCs w:val="20"/>
+              </w:rPr>
+            </w:pPr>
+          </w:p>
+        </w:tc>
+        <w:tc>
+          <w:tcPr>
+            <w:tcW w:w="1080" w:type="dxa"/>
+          </w:tcPr>
+          <w:p>
+            <w:pPr>
+              <w:pStyle w:val="ListParagraph"/>
+              <w:ind w:left="0"/>
+              <w:rPr>
+                <w:rFonts w:ascii="Arial" w:hAnsi="Arial" w:cs="Arial"/>
+                <w:sz w:val="20"/>
+                <w:szCs w:val="20"/>
+              </w:rPr>
+            </w:pPr>
+          </w:p>
+        </w:tc>
+        <w:tc>
+          <w:tcPr>
+            <w:tcW w:w="1080" w:type="dxa"/>
+          </w:tcPr>
+          <w:p>
+            <w:pPr>
+              <w:pStyle w:val="ListParagraph"/>
+              <w:ind w:left="0"/>
+              <w:rPr>
+                <w:rFonts w:ascii="Arial" w:hAnsi="Arial" w:cs="Arial"/>
+                <w:sz w:val="20"/>
+                <w:szCs w:val="20"/>
+              </w:rPr>
+            </w:pPr>
+          </w:p>
+        </w:tc>
+        <w:tc>
+          <w:tcPr>
+            <w:tcW w:w="1530" w:type="dxa"/>
           </w:tcPr>
           <w:p>
             <w:pPr>
@@ -5645,167 +6152,167 @@
       <w:tr>
         <w:tc>
           <w:tcPr>
-            <w:tcW w:w="1177" w:type="dxa"/>
-          </w:tcPr>
-          <w:p>
-            <w:pPr>
-              <w:pStyle w:val="ListParagraph"/>
-              <w:ind w:left="0"/>
-              <w:rPr>
-                <w:rFonts w:ascii="Arial" w:hAnsi="Arial" w:cs="Arial"/>
-                <w:sz w:val="20"/>
-                <w:szCs w:val="20"/>
-              </w:rPr>
-            </w:pPr>
-          </w:p>
-        </w:tc>
-        <w:tc>
-          <w:tcPr>
-            <w:tcW w:w="1177" w:type="dxa"/>
-          </w:tcPr>
-          <w:p>
-            <w:pPr>
-              <w:pStyle w:val="ListParagraph"/>
-              <w:ind w:left="0"/>
-              <w:rPr>
-                <w:rFonts w:ascii="Arial" w:hAnsi="Arial" w:cs="Arial"/>
-                <w:sz w:val="20"/>
-                <w:szCs w:val="20"/>
-              </w:rPr>
-            </w:pPr>
-          </w:p>
-        </w:tc>
-        <w:tc>
-          <w:tcPr>
-            <w:tcW w:w="1177" w:type="dxa"/>
-          </w:tcPr>
-          <w:p>
-            <w:pPr>
-              <w:pStyle w:val="ListParagraph"/>
-              <w:ind w:left="0"/>
-              <w:rPr>
-                <w:rFonts w:ascii="Arial" w:hAnsi="Arial" w:cs="Arial"/>
-                <w:sz w:val="20"/>
-                <w:szCs w:val="20"/>
-              </w:rPr>
-            </w:pPr>
-          </w:p>
-        </w:tc>
-        <w:tc>
-          <w:tcPr>
-            <w:tcW w:w="1177" w:type="dxa"/>
-          </w:tcPr>
-          <w:p>
-            <w:pPr>
-              <w:pStyle w:val="ListParagraph"/>
-              <w:ind w:left="0"/>
-              <w:rPr>
-                <w:rFonts w:ascii="Arial" w:hAnsi="Arial" w:cs="Arial"/>
-                <w:sz w:val="20"/>
-                <w:szCs w:val="20"/>
-              </w:rPr>
-            </w:pPr>
-          </w:p>
-        </w:tc>
-        <w:tc>
-          <w:tcPr>
-            <w:tcW w:w="1177" w:type="dxa"/>
-          </w:tcPr>
-          <w:p>
-            <w:pPr>
-              <w:pStyle w:val="ListParagraph"/>
-              <w:ind w:left="0"/>
-              <w:rPr>
-                <w:rFonts w:ascii="Arial" w:hAnsi="Arial" w:cs="Arial"/>
-                <w:sz w:val="20"/>
-                <w:szCs w:val="20"/>
-              </w:rPr>
-            </w:pPr>
-          </w:p>
-        </w:tc>
-        <w:tc>
-          <w:tcPr>
-            <w:tcW w:w="1177" w:type="dxa"/>
-          </w:tcPr>
-          <w:p>
-            <w:pPr>
-              <w:pStyle w:val="ListParagraph"/>
-              <w:ind w:left="0"/>
-              <w:rPr>
-                <w:rFonts w:ascii="Arial" w:hAnsi="Arial" w:cs="Arial"/>
-                <w:sz w:val="20"/>
-                <w:szCs w:val="20"/>
-              </w:rPr>
-            </w:pPr>
-          </w:p>
-        </w:tc>
-        <w:tc>
-          <w:tcPr>
-            <w:tcW w:w="1177" w:type="dxa"/>
-          </w:tcPr>
-          <w:p>
-            <w:pPr>
-              <w:pStyle w:val="ListParagraph"/>
-              <w:ind w:left="0"/>
-              <w:rPr>
-                <w:rFonts w:ascii="Arial" w:hAnsi="Arial" w:cs="Arial"/>
-                <w:sz w:val="20"/>
-                <w:szCs w:val="20"/>
-              </w:rPr>
-            </w:pPr>
-          </w:p>
-        </w:tc>
-        <w:tc>
-          <w:tcPr>
-            <w:tcW w:w="1177" w:type="dxa"/>
-          </w:tcPr>
-          <w:p>
-            <w:pPr>
-              <w:pStyle w:val="ListParagraph"/>
-              <w:ind w:left="0"/>
-              <w:rPr>
-                <w:rFonts w:ascii="Arial" w:hAnsi="Arial" w:cs="Arial"/>
-                <w:sz w:val="20"/>
-                <w:szCs w:val="20"/>
-              </w:rPr>
-            </w:pPr>
-          </w:p>
-        </w:tc>
-        <w:tc>
-          <w:tcPr>
-            <w:tcW w:w="1178" w:type="dxa"/>
-          </w:tcPr>
-          <w:p>
-            <w:pPr>
-              <w:pStyle w:val="ListParagraph"/>
-              <w:ind w:left="0"/>
-              <w:rPr>
-                <w:rFonts w:ascii="Arial" w:hAnsi="Arial" w:cs="Arial"/>
-                <w:sz w:val="20"/>
-                <w:szCs w:val="20"/>
-              </w:rPr>
-            </w:pPr>
-          </w:p>
-        </w:tc>
-        <w:tc>
-          <w:tcPr>
-            <w:tcW w:w="1178" w:type="dxa"/>
-          </w:tcPr>
-          <w:p>
-            <w:pPr>
-              <w:pStyle w:val="ListParagraph"/>
-              <w:ind w:left="0"/>
-              <w:rPr>
-                <w:rFonts w:ascii="Arial" w:hAnsi="Arial" w:cs="Arial"/>
-                <w:sz w:val="20"/>
-                <w:szCs w:val="20"/>
-              </w:rPr>
-            </w:pPr>
-          </w:p>
-        </w:tc>
-        <w:tc>
-          <w:tcPr>
-            <w:tcW w:w="1178" w:type="dxa"/>
+            <w:tcW w:w="1256" w:type="dxa"/>
+          </w:tcPr>
+          <w:p>
+            <w:pPr>
+              <w:pStyle w:val="ListParagraph"/>
+              <w:ind w:left="0"/>
+              <w:rPr>
+                <w:rFonts w:ascii="Arial" w:hAnsi="Arial" w:cs="Arial"/>
+                <w:sz w:val="20"/>
+                <w:szCs w:val="20"/>
+              </w:rPr>
+            </w:pPr>
+          </w:p>
+        </w:tc>
+        <w:tc>
+          <w:tcPr>
+            <w:tcW w:w="1661" w:type="dxa"/>
+          </w:tcPr>
+          <w:p>
+            <w:pPr>
+              <w:pStyle w:val="ListParagraph"/>
+              <w:ind w:left="0"/>
+              <w:rPr>
+                <w:rFonts w:ascii="Arial" w:hAnsi="Arial" w:cs="Arial"/>
+                <w:sz w:val="20"/>
+                <w:szCs w:val="20"/>
+              </w:rPr>
+            </w:pPr>
+          </w:p>
+        </w:tc>
+        <w:tc>
+          <w:tcPr>
+            <w:tcW w:w="4818" w:type="dxa"/>
+          </w:tcPr>
+          <w:p>
+            <w:pPr>
+              <w:pStyle w:val="ListParagraph"/>
+              <w:ind w:left="0"/>
+              <w:rPr>
+                <w:rFonts w:ascii="Arial" w:hAnsi="Arial" w:cs="Arial"/>
+                <w:sz w:val="20"/>
+                <w:szCs w:val="20"/>
+              </w:rPr>
+            </w:pPr>
+          </w:p>
+        </w:tc>
+        <w:tc>
+          <w:tcPr>
+            <w:tcW w:w="1620" w:type="dxa"/>
+          </w:tcPr>
+          <w:p>
+            <w:pPr>
+              <w:pStyle w:val="ListParagraph"/>
+              <w:ind w:left="0"/>
+              <w:rPr>
+                <w:rFonts w:ascii="Arial" w:hAnsi="Arial" w:cs="Arial"/>
+                <w:sz w:val="20"/>
+                <w:szCs w:val="20"/>
+              </w:rPr>
+            </w:pPr>
+          </w:p>
+        </w:tc>
+        <w:tc>
+          <w:tcPr>
+            <w:tcW w:w="2070" w:type="dxa"/>
+          </w:tcPr>
+          <w:p>
+            <w:pPr>
+              <w:pStyle w:val="ListParagraph"/>
+              <w:ind w:left="0"/>
+              <w:rPr>
+                <w:rFonts w:ascii="Arial" w:hAnsi="Arial" w:cs="Arial"/>
+                <w:sz w:val="20"/>
+                <w:szCs w:val="20"/>
+              </w:rPr>
+            </w:pPr>
+          </w:p>
+        </w:tc>
+        <w:tc>
+          <w:tcPr>
+            <w:tcW w:w="1350" w:type="dxa"/>
+          </w:tcPr>
+          <w:p>
+            <w:pPr>
+              <w:pStyle w:val="ListParagraph"/>
+              <w:ind w:left="0"/>
+              <w:rPr>
+                <w:rFonts w:ascii="Arial" w:hAnsi="Arial" w:cs="Arial"/>
+                <w:sz w:val="20"/>
+                <w:szCs w:val="20"/>
+              </w:rPr>
+            </w:pPr>
+          </w:p>
+        </w:tc>
+        <w:tc>
+          <w:tcPr>
+            <w:tcW w:w="1440" w:type="dxa"/>
+          </w:tcPr>
+          <w:p>
+            <w:pPr>
+              <w:pStyle w:val="ListParagraph"/>
+              <w:ind w:left="0"/>
+              <w:rPr>
+                <w:rFonts w:ascii="Arial" w:hAnsi="Arial" w:cs="Arial"/>
+                <w:sz w:val="20"/>
+                <w:szCs w:val="20"/>
+              </w:rPr>
+            </w:pPr>
+          </w:p>
+        </w:tc>
+        <w:tc>
+          <w:tcPr>
+            <w:tcW w:w="1440" w:type="dxa"/>
+          </w:tcPr>
+          <w:p>
+            <w:pPr>
+              <w:pStyle w:val="ListParagraph"/>
+              <w:ind w:left="0"/>
+              <w:rPr>
+                <w:rFonts w:ascii="Arial" w:hAnsi="Arial" w:cs="Arial"/>
+                <w:sz w:val="20"/>
+                <w:szCs w:val="20"/>
+              </w:rPr>
+            </w:pPr>
+          </w:p>
+        </w:tc>
+        <w:tc>
+          <w:tcPr>
+            <w:tcW w:w="1080" w:type="dxa"/>
+          </w:tcPr>
+          <w:p>
+            <w:pPr>
+              <w:pStyle w:val="ListParagraph"/>
+              <w:ind w:left="0"/>
+              <w:rPr>
+                <w:rFonts w:ascii="Arial" w:hAnsi="Arial" w:cs="Arial"/>
+                <w:sz w:val="20"/>
+                <w:szCs w:val="20"/>
+              </w:rPr>
+            </w:pPr>
+          </w:p>
+        </w:tc>
+        <w:tc>
+          <w:tcPr>
+            <w:tcW w:w="1080" w:type="dxa"/>
+          </w:tcPr>
+          <w:p>
+            <w:pPr>
+              <w:pStyle w:val="ListParagraph"/>
+              <w:ind w:left="0"/>
+              <w:rPr>
+                <w:rFonts w:ascii="Arial" w:hAnsi="Arial" w:cs="Arial"/>
+                <w:sz w:val="20"/>
+                <w:szCs w:val="20"/>
+              </w:rPr>
+            </w:pPr>
+          </w:p>
+        </w:tc>
+        <w:tc>
+          <w:tcPr>
+            <w:tcW w:w="1530" w:type="dxa"/>
           </w:tcPr>
           <w:p>
             <w:pPr>
@@ -5830,6 +6337,28 @@
           <w:szCs w:val="20"/>
         </w:rPr>
       </w:pPr>
+    </w:p>
+    <w:p>
+      <w:pPr>
+        <w:pStyle w:val="ListParagraph"/>
+        <w:numPr>
+          <w:ilvl w:val="0"/>
+          <w:numId w:val="1"/>
+        </w:numPr>
+        <w:rPr>
+          <w:rFonts w:ascii="Arial" w:hAnsi="Arial" w:cs="Arial"/>
+          <w:sz w:val="20"/>
+          <w:szCs w:val="20"/>
+        </w:rPr>
+      </w:pPr>
+      <w:r>
+        <w:rPr>
+          <w:rFonts w:ascii="Arial" w:hAnsi="Arial" w:cs="Arial"/>
+          <w:sz w:val="20"/>
+          <w:szCs w:val="20"/>
+        </w:rPr>
+        <w:t>Nahitaji picha pia za watu Baadhi sina. Makini, Aman, Mary n.k (Location ile ile)</w:t>
+      </w:r>
     </w:p>
     <w:sectPr>
       <w:pgSz w:w="23811" w:h="16838" w:orient="landscape" w:code="8"/>
@@ -5844,6 +6373,155 @@
 <file path=word/numbering.xml><?xml version="1.0" encoding="utf-8"?>
 <w:numbering xmlns:wpc="http://schemas.microsoft.com/office/word/2010/wordprocessingCanvas" xmlns:cx="http://schemas.microsoft.com/office/drawing/2014/chartex" xmlns:cx1="http://schemas.microsoft.com/office/drawing/2015/9/8/chartex" xmlns:cx2="http://schemas.microsoft.com/office/drawing/2015/10/21/chartex" xmlns:cx3="http://schemas.microsoft.com/office/drawing/2016/5/9/chartex" xmlns:cx4="http://schemas.microsoft.com/office/drawing/2016/5/10/chartex" xmlns:cx5="http://schemas.microsoft.com/office/drawing/2016/5/11/chartex" xmlns:cx6="http://schemas.microsoft.com/office/drawing/2016/5/12/chartex" xmlns:cx7="http://schemas.microsoft.com/office/drawing/2016/5/13/chartex" xmlns:cx8="http://schemas.microsoft.com/office/drawing/2016/5/14/chartex" xmlns:mc="http://schemas.openxmlformats.org/markup-compatibility/2006" xmlns:aink="http://schemas.microsoft.com/office/drawing/2016/ink" xmlns:am3d="http://schemas.microsoft.com/office/drawing/2017/model3d" xmlns:o="urn:schemas-microsoft-com:office:office" xmlns:r="http://schemas.openxmlformats.org/officeDocument/2006/relationships" xmlns:m="http://schemas.openxmlformats.org/officeDocument/2006/math" xmlns:v="urn:schemas-microsoft-com:vml" xmlns:wp14="http://schemas.microsoft.com/office/word/2010/wordprocessingDrawing" xmlns:wp="http://schemas.openxmlformats.org/drawingml/2006/wordprocessingDrawing" xmlns:w10="urn:schemas-microsoft-com:office:word" xmlns:w="http://schemas.openxmlformats.org/wordprocessingml/2006/main" xmlns:w14="http://schemas.microsoft.com/office/word/2010/wordml" xmlns:w15="http://schemas.microsoft.com/office/word/2012/wordml" xmlns:w16cex="http://schemas.microsoft.com/office/word/2018/wordml/cex" xmlns:w16cid="http://schemas.microsoft.com/office/word/2016/wordml/cid" xmlns:w16="http://schemas.microsoft.com/office/word/2018/wordml" xmlns:w16sdtdh="http://schemas.microsoft.com/office/word/2020/wordml/sdtdatahash" xmlns:w16se="http://schemas.microsoft.com/office/word/2015/wordml/symex" xmlns:wpg="http://schemas.microsoft.com/office/word/2010/wordprocessingGroup" xmlns:wpi="http://schemas.microsoft.com/office/word/2010/wordprocessingInk" xmlns:wne="http://schemas.microsoft.com/office/word/2006/wordml" xmlns:wps="http://schemas.microsoft.com/office/word/2010/wordprocessingShape" mc:Ignorable="w14 w15 w16se w16cid w16 w16cex w16sdtdh wp14">
   <w:abstractNum w:abstractNumId="0" w15:restartNumberingAfterBreak="0">
+    <w:nsid w:val="49D81D52"/>
+    <w:multiLevelType w:val="multilevel"/>
+    <w:tmpl w:val="08B4213A"/>
+    <w:lvl w:ilvl="0">
+      <w:start w:val="1"/>
+      <w:numFmt w:val="bullet"/>
+      <w:lvlText w:val=""/>
+      <w:lvlJc w:val="left"/>
+      <w:pPr>
+        <w:tabs>
+          <w:tab w:val="num" w:pos="720"/>
+        </w:tabs>
+        <w:ind w:left="720" w:hanging="360"/>
+      </w:pPr>
+      <w:rPr>
+        <w:rFonts w:ascii="Symbol" w:hAnsi="Symbol" w:hint="default"/>
+        <w:sz w:val="20"/>
+      </w:rPr>
+    </w:lvl>
+    <w:lvl w:ilvl="1" w:tentative="1">
+      <w:start w:val="1"/>
+      <w:numFmt w:val="bullet"/>
+      <w:lvlText w:val="o"/>
+      <w:lvlJc w:val="left"/>
+      <w:pPr>
+        <w:tabs>
+          <w:tab w:val="num" w:pos="1440"/>
+        </w:tabs>
+        <w:ind w:left="1440" w:hanging="360"/>
+      </w:pPr>
+      <w:rPr>
+        <w:rFonts w:ascii="Courier New" w:hAnsi="Courier New" w:hint="default"/>
+        <w:sz w:val="20"/>
+      </w:rPr>
+    </w:lvl>
+    <w:lvl w:ilvl="2" w:tentative="1">
+      <w:start w:val="1"/>
+      <w:numFmt w:val="bullet"/>
+      <w:lvlText w:val=""/>
+      <w:lvlJc w:val="left"/>
+      <w:pPr>
+        <w:tabs>
+          <w:tab w:val="num" w:pos="2160"/>
+        </w:tabs>
+        <w:ind w:left="2160" w:hanging="360"/>
+      </w:pPr>
+      <w:rPr>
+        <w:rFonts w:ascii="Wingdings" w:hAnsi="Wingdings" w:hint="default"/>
+        <w:sz w:val="20"/>
+      </w:rPr>
+    </w:lvl>
+    <w:lvl w:ilvl="3" w:tentative="1">
+      <w:start w:val="1"/>
+      <w:numFmt w:val="bullet"/>
+      <w:lvlText w:val=""/>
+      <w:lvlJc w:val="left"/>
+      <w:pPr>
+        <w:tabs>
+          <w:tab w:val="num" w:pos="2880"/>
+        </w:tabs>
+        <w:ind w:left="2880" w:hanging="360"/>
+      </w:pPr>
+      <w:rPr>
+        <w:rFonts w:ascii="Wingdings" w:hAnsi="Wingdings" w:hint="default"/>
+        <w:sz w:val="20"/>
+      </w:rPr>
+    </w:lvl>
+    <w:lvl w:ilvl="4" w:tentative="1">
+      <w:start w:val="1"/>
+      <w:numFmt w:val="bullet"/>
+      <w:lvlText w:val=""/>
+      <w:lvlJc w:val="left"/>
+      <w:pPr>
+        <w:tabs>
+          <w:tab w:val="num" w:pos="3600"/>
+        </w:tabs>
+        <w:ind w:left="3600" w:hanging="360"/>
+      </w:pPr>
+      <w:rPr>
+        <w:rFonts w:ascii="Wingdings" w:hAnsi="Wingdings" w:hint="default"/>
+        <w:sz w:val="20"/>
+      </w:rPr>
+    </w:lvl>
+    <w:lvl w:ilvl="5" w:tentative="1">
+      <w:start w:val="1"/>
+      <w:numFmt w:val="bullet"/>
+      <w:lvlText w:val=""/>
+      <w:lvlJc w:val="left"/>
+      <w:pPr>
+        <w:tabs>
+          <w:tab w:val="num" w:pos="4320"/>
+        </w:tabs>
+        <w:ind w:left="4320" w:hanging="360"/>
+      </w:pPr>
+      <w:rPr>
+        <w:rFonts w:ascii="Wingdings" w:hAnsi="Wingdings" w:hint="default"/>
+        <w:sz w:val="20"/>
+      </w:rPr>
+    </w:lvl>
+    <w:lvl w:ilvl="6" w:tentative="1">
+      <w:start w:val="1"/>
+      <w:numFmt w:val="bullet"/>
+      <w:lvlText w:val=""/>
+      <w:lvlJc w:val="left"/>
+      <w:pPr>
+        <w:tabs>
+          <w:tab w:val="num" w:pos="5040"/>
+        </w:tabs>
+        <w:ind w:left="5040" w:hanging="360"/>
+      </w:pPr>
+      <w:rPr>
+        <w:rFonts w:ascii="Wingdings" w:hAnsi="Wingdings" w:hint="default"/>
+        <w:sz w:val="20"/>
+      </w:rPr>
+    </w:lvl>
+    <w:lvl w:ilvl="7" w:tentative="1">
+      <w:start w:val="1"/>
+      <w:numFmt w:val="bullet"/>
+      <w:lvlText w:val=""/>
+      <w:lvlJc w:val="left"/>
+      <w:pPr>
+        <w:tabs>
+          <w:tab w:val="num" w:pos="5760"/>
+        </w:tabs>
+        <w:ind w:left="5760" w:hanging="360"/>
+      </w:pPr>
+      <w:rPr>
+        <w:rFonts w:ascii="Wingdings" w:hAnsi="Wingdings" w:hint="default"/>
+        <w:sz w:val="20"/>
+      </w:rPr>
+    </w:lvl>
+    <w:lvl w:ilvl="8" w:tentative="1">
+      <w:start w:val="1"/>
+      <w:numFmt w:val="bullet"/>
+      <w:lvlText w:val=""/>
+      <w:lvlJc w:val="left"/>
+      <w:pPr>
+        <w:tabs>
+          <w:tab w:val="num" w:pos="6480"/>
+        </w:tabs>
+        <w:ind w:left="6480" w:hanging="360"/>
+      </w:pPr>
+      <w:rPr>
+        <w:rFonts w:ascii="Wingdings" w:hAnsi="Wingdings" w:hint="default"/>
+        <w:sz w:val="20"/>
+      </w:rPr>
+    </w:lvl>
+  </w:abstractNum>
+  <w:abstractNum w:abstractNumId="1" w15:restartNumberingAfterBreak="0">
     <w:nsid w:val="7F121827"/>
     <w:multiLevelType w:val="hybridMultilevel"/>
     <w:tmpl w:val="B65A4BE8"/>
@@ -5933,6 +6611,9 @@
     </w:lvl>
   </w:abstractNum>
   <w:num w:numId="1">
+    <w:abstractNumId w:val="1"/>
+  </w:num>
+  <w:num w:numId="2">
     <w:abstractNumId w:val="0"/>
   </w:num>
 </w:numbering>
@@ -6337,6 +7018,25 @@
     <w:name w:val="Normal"/>
     <w:qFormat/>
   </w:style>
+  <w:style w:type="paragraph" w:styleId="Heading4">
+    <w:name w:val="heading 4"/>
+    <w:basedOn w:val="Normal"/>
+    <w:link w:val="Heading4Char"/>
+    <w:uiPriority w:val="9"/>
+    <w:qFormat/>
+    <w:rsid w:val="00D03A91"/>
+    <w:pPr>
+      <w:spacing w:before="100" w:beforeAutospacing="1" w:after="100" w:afterAutospacing="1" w:line="240" w:lineRule="auto"/>
+      <w:outlineLvl w:val="3"/>
+    </w:pPr>
+    <w:rPr>
+      <w:rFonts w:ascii="Times New Roman" w:eastAsia="Times New Roman" w:hAnsi="Times New Roman" w:cs="Times New Roman"/>
+      <w:b/>
+      <w:bCs/>
+      <w:sz w:val="24"/>
+      <w:szCs w:val="24"/>
+    </w:rPr>
+  </w:style>
   <w:style w:type="character" w:default="1" w:styleId="DefaultParagraphFont">
     <w:name w:val="Default Paragraph Font"/>
     <w:uiPriority w:val="1"/>
@@ -6431,6 +7131,42 @@
     <w:rPr>
       <w:color w:val="605E5C"/>
       <w:shd w:val="clear" w:color="auto" w:fill="E1DFDD"/>
+    </w:rPr>
+  </w:style>
+  <w:style w:type="character" w:customStyle="1" w:styleId="Heading4Char">
+    <w:name w:val="Heading 4 Char"/>
+    <w:basedOn w:val="DefaultParagraphFont"/>
+    <w:link w:val="Heading4"/>
+    <w:uiPriority w:val="9"/>
+    <w:rsid w:val="00D03A91"/>
+    <w:rPr>
+      <w:rFonts w:ascii="Times New Roman" w:eastAsia="Times New Roman" w:hAnsi="Times New Roman" w:cs="Times New Roman"/>
+      <w:b/>
+      <w:bCs/>
+      <w:sz w:val="24"/>
+      <w:szCs w:val="24"/>
+    </w:rPr>
+  </w:style>
+  <w:style w:type="character" w:styleId="Strong">
+    <w:name w:val="Strong"/>
+    <w:basedOn w:val="DefaultParagraphFont"/>
+    <w:uiPriority w:val="22"/>
+    <w:qFormat/>
+    <w:rsid w:val="00D03A91"/>
+    <w:rPr>
+      <w:b/>
+      <w:bCs/>
+    </w:rPr>
+  </w:style>
+  <w:style w:type="character" w:styleId="Emphasis">
+    <w:name w:val="Emphasis"/>
+    <w:basedOn w:val="DefaultParagraphFont"/>
+    <w:uiPriority w:val="20"/>
+    <w:qFormat/>
+    <w:rsid w:val="00D03A91"/>
+    <w:rPr>
+      <w:i/>
+      <w:iCs/>
     </w:rPr>
   </w:style>
 </w:styles>
